--- a/Magnolia/Agravo de Instrumento 0010028-43.2026.8.27.2700/02_Memoriais_AI_0010028-43.2026.8.27.2700.docx
+++ b/Magnolia/Agravo de Instrumento 0010028-43.2026.8.27.2700/02_Memoriais_AI_0010028-43.2026.8.27.2700.docx
@@ -301,33 +301,27 @@
         <w:rPr>
           <w:sz w:val="22"/>
         </w:rPr>
-        <w:t xml:space="preserve"> O agravo </w:t>
+        <w:t xml:space="preserve"> O agravo pede a este Tribunal que </w:t>
       </w:r>
       <w:r>
         <w:rPr>
           <w:b/>
           <w:sz w:val="22"/>
         </w:rPr>
-        <w:t>pede a este Tribunal que decida hoje aquilo que o Juízo de origem ainda vai decidir amanhã.</w:t>
+        <w:t>decida hoje aquilo que o Juízo de origem ainda vai decidir</w:t>
       </w:r>
       <w:r>
         <w:rPr>
           <w:sz w:val="22"/>
         </w:rPr>
-        <w:t xml:space="preserve"> Depois da decisão agravada, o próprio Juízo reabriu o contraditório (ev. 347, 348 e 352) e está concluso para decidir, especificamente, o crédito da Fazenda Palmeira. Julgar esse ponto agora é </w:t>
+        <w:t xml:space="preserve">. O Magistrado consignou no evento 290 que o pedido relativo à Fazenda Palmeira ficaria "para apreciação" posterior; a decisão agravada não o decidiu; e, no evento 348, o Juízo reabriu o contraditório e anunciou que decidirá a matéria. Os autos estão conclusos desde 31/07/2026 (ev. 353). </w:t>
       </w:r>
       <w:r>
         <w:rPr>
           <w:b/>
           <w:sz w:val="22"/>
         </w:rPr>
-        <w:t>supressão de instância</w:t>
-      </w:r>
-      <w:r>
-        <w:rPr>
-          <w:sz w:val="22"/>
-        </w:rPr>
-        <w:t>.</w:t>
+        <w:t>Julgar esse ponto agora é supressão de instância.</w:t>
       </w:r>
     </w:p>
     <w:p>
@@ -365,7 +359,20 @@
         <w:rPr>
           <w:sz w:val="22"/>
         </w:rPr>
-        <w:t xml:space="preserve"> O mérito transitou em julgado em 14/06/2024. O que é preclusivo não é o crédito da agravada: é a tese do agravante.</w:t>
+        <w:t xml:space="preserve"> Não é tese da agravada: é o que </w:t>
+      </w:r>
+      <w:r>
+        <w:rPr>
+          <w:b/>
+          <w:sz w:val="22"/>
+        </w:rPr>
+        <w:t>o próprio Juízo certificou</w:t>
+      </w:r>
+      <w:r>
+        <w:rPr>
+          <w:sz w:val="22"/>
+        </w:rPr>
+        <w:t xml:space="preserve"> na sentença do evento 156 dos autos nº 0006601-11.2022.8.27.2722.</w:t>
       </w:r>
     </w:p>
     <w:p>
@@ -390,46 +397,20 @@
         <w:rPr>
           <w:sz w:val="22"/>
         </w:rPr>
-        <w:t xml:space="preserve"> A Fazenda Palmeira </w:t>
+        <w:t xml:space="preserve"> O capítulo do </w:t>
       </w:r>
       <w:r>
         <w:rPr>
           <w:b/>
           <w:sz w:val="22"/>
         </w:rPr>
-        <w:t>está na escritura de partilha</w:t>
+        <w:t>excesso de execução é de reforma juridicamente impossível</w:t>
       </w:r>
       <w:r>
         <w:rPr>
           <w:sz w:val="22"/>
         </w:rPr>
-        <w:t xml:space="preserve"> (matrícula nº 6.631, R-9, de 29/04/2015, onde consta MAGNÓLIA com 7,14%). A sentença extinguiu o condomínio sobre </w:t>
-      </w:r>
-      <w:r>
-        <w:rPr>
-          <w:b/>
-          <w:sz w:val="22"/>
-        </w:rPr>
-        <w:t>"os imóveis que compõem a partilha do espólio, descritos na escritura pública de inventário e partilha"</w:t>
-      </w:r>
-      <w:r>
-        <w:rPr>
-          <w:sz w:val="22"/>
-        </w:rPr>
-        <w:t xml:space="preserve">. Não há pedido novo: há </w:t>
-      </w:r>
-      <w:r>
-        <w:rPr>
-          <w:b/>
-          <w:sz w:val="22"/>
-        </w:rPr>
-        <w:t>sub-rogação real no preço</w:t>
-      </w:r>
-      <w:r>
-        <w:rPr>
-          <w:sz w:val="22"/>
-        </w:rPr>
-        <w:t xml:space="preserve"> de um bem do condomínio que já havia sido alienado por terceiros.</w:t>
+        <w:t>: o agravante não apresentou o demonstrativo discriminado de cálculo, e o art. 525, §§ 4º e 5º, do CPC impõe, em norma cogente, a rejeição liminar da alegação — requisito que ele não supriu nem na impugnação, nem no recurso, nem até hoje.</w:t>
       </w:r>
     </w:p>
     <w:p>
@@ -454,33 +435,33 @@
         <w:rPr>
           <w:sz w:val="22"/>
         </w:rPr>
-        <w:t xml:space="preserve"> O valor não foi inventado pela agravada: </w:t>
+        <w:t xml:space="preserve"> O capítulo da </w:t>
       </w:r>
       <w:r>
         <w:rPr>
           <w:b/>
           <w:sz w:val="22"/>
         </w:rPr>
-        <w:t>foi o próprio agravante quem afirmou, em petição de 15/11/2020, que "coube a cada herdeiro o montante de R$ 290.068,53"</w:t>
+        <w:t>prestação de contas não foi impugnado</w:t>
       </w:r>
       <w:r>
         <w:rPr>
           <w:sz w:val="22"/>
         </w:rPr>
-        <w:t xml:space="preserve"> e que os filhos da meeira — entre eles a agravada — </w:t>
+        <w:t xml:space="preserve"> no agravo e foi expressamente </w:t>
       </w:r>
       <w:r>
         <w:rPr>
           <w:b/>
           <w:sz w:val="22"/>
         </w:rPr>
-        <w:t>"foram preteridos"</w:t>
+        <w:t>excluído</w:t>
       </w:r>
       <w:r>
         <w:rPr>
           <w:sz w:val="22"/>
         </w:rPr>
-        <w:t xml:space="preserve"> na liberação dos alvarás.</w:t>
+        <w:t xml:space="preserve"> da liminar do evento 7.</w:t>
       </w:r>
     </w:p>
     <w:p>
@@ -505,33 +486,72 @@
         <w:rPr>
           <w:sz w:val="22"/>
         </w:rPr>
-        <w:t xml:space="preserve"> Por fim, no capítulo sobre excesso de execução a decisão agravada é </w:t>
+        <w:t xml:space="preserve"> O núcleo incontroverso é a fração de </w:t>
       </w:r>
       <w:r>
         <w:rPr>
           <w:b/>
           <w:sz w:val="22"/>
         </w:rPr>
-        <w:t>irretocável e de reforma juridicamente impossível</w:t>
+        <w:t>7,14%</w:t>
       </w:r>
       <w:r>
         <w:rPr>
           <w:sz w:val="22"/>
         </w:rPr>
-        <w:t xml:space="preserve">: o agravante não apresentou demonstrativo discriminado de cálculo, e o art. 525, §§ 4º e 5º, do CPC impõe, em norma cogente, a </w:t>
+        <w:t xml:space="preserve"> da agravada sobre os imóveis urbanos da partilha — reconhecida </w:t>
       </w:r>
       <w:r>
         <w:rPr>
           <w:b/>
           <w:sz w:val="22"/>
         </w:rPr>
-        <w:t>rejeição liminar</w:t>
+        <w:t>pelo próprio agravante</w:t>
       </w:r>
       <w:r>
         <w:rPr>
           <w:sz w:val="22"/>
         </w:rPr>
-        <w:t xml:space="preserve"> da alegação.</w:t>
+        <w:t xml:space="preserve"> no evento 347 e registrada nas matrículas. Sobre um acervo hoje avaliado em cerca de </w:t>
+      </w:r>
+      <w:r>
+        <w:rPr>
+          <w:b/>
+          <w:sz w:val="22"/>
+        </w:rPr>
+        <w:t>R$ 4.980.000,00</w:t>
+      </w:r>
+      <w:r>
+        <w:rPr>
+          <w:sz w:val="22"/>
+        </w:rPr>
+        <w:t xml:space="preserve">, isso representa aproximadamente </w:t>
+      </w:r>
+      <w:r>
+        <w:rPr>
+          <w:b/>
+          <w:sz w:val="22"/>
+        </w:rPr>
+        <w:t>R$ 355.572,00</w:t>
+      </w:r>
+      <w:r>
+        <w:rPr>
+          <w:sz w:val="22"/>
+        </w:rPr>
+        <w:t xml:space="preserve">, que ela </w:t>
+      </w:r>
+      <w:r>
+        <w:rPr>
+          <w:b/>
+          <w:sz w:val="22"/>
+        </w:rPr>
+        <w:t>ainda não recebeu, onze anos depois</w:t>
+      </w:r>
+      <w:r>
+        <w:rPr>
+          <w:sz w:val="22"/>
+        </w:rPr>
+        <w:t xml:space="preserve"> do encerramento do inventário.</w:t>
       </w:r>
     </w:p>
     <w:p>
@@ -581,7 +601,7 @@
         <w:t>extrajudicialmente</w:t>
       </w:r>
       <w:r>
-        <w:t xml:space="preserve">, por escritura pública de inventário e partilha lavrada em </w:t>
+        <w:t xml:space="preserve">, por escritura pública lavrada em </w:t>
       </w:r>
       <w:r>
         <w:rPr>
@@ -590,7 +610,7 @@
         <w:t>27/04/2015</w:t>
       </w:r>
       <w:r>
-        <w:t xml:space="preserve"> (2º Tabelionato de Notas de Gurupi/TO, Livro 09, fls. 207/219), tendo o próprio agravante atuado como </w:t>
+        <w:t xml:space="preserve"> (2º Tabelionato de Notas de Gurupi/TO, Livro 09, fls. 207/219), tendo o agravante atuado como </w:t>
       </w:r>
       <w:r>
         <w:rPr>
@@ -619,7 +639,7 @@
         <w:t>permaneceram em estado de comunhão</w:t>
       </w:r>
       <w:r>
-        <w:t xml:space="preserve">, sob administração da viúva meeira. À agravada MAGNÓLIA coube a fração ideal de </w:t>
+        <w:t xml:space="preserve">, sob administração da viúva meeira. À agravada coube a fração ideal de </w:t>
       </w:r>
       <w:r>
         <w:rPr>
@@ -628,7 +648,7 @@
         <w:t>7,14%</w:t>
       </w:r>
       <w:r>
-        <w:t xml:space="preserve"> sobre os bens descritos na escritura.</w:t>
+        <w:t>.</w:t>
       </w:r>
     </w:p>
     <w:p>
@@ -645,19 +665,10 @@
         <w:rPr>
           <w:b/>
         </w:rPr>
-        <w:t>7 (sete) anos</w:t>
-      </w:r>
-      <w:r>
-        <w:t xml:space="preserve"> sem divisão e sem prestação de contas, e tendo recebido apenas </w:t>
-      </w:r>
-      <w:r>
-        <w:rPr>
-          <w:b/>
-        </w:rPr>
-        <w:t>R$ 22.214,28</w:t>
-      </w:r>
-      <w:r>
-        <w:t xml:space="preserve"> (equivalente a 35 cabeças de gado e 1/7 de uma camionete Hilux), a agravada ajuizou, em </w:t>
+        <w:t>sete anos</w:t>
+      </w:r>
+      <w:r>
+        <w:t xml:space="preserve"> sem divisão e sem prestação de contas, a agravada ajuizou, em </w:t>
       </w:r>
       <w:r>
         <w:rPr>
@@ -802,16 +813,16 @@
         <w:t>5.</w:t>
       </w:r>
       <w:r>
-        <w:t xml:space="preserve"> O agravante apelou. </w:t>
+        <w:t xml:space="preserve"> O agravante apelou — </w:t>
       </w:r>
       <w:r>
         <w:rPr>
           <w:b/>
         </w:rPr>
-        <w:t>E apelou exclusivamente quanto aos honorários de sucumbência.</w:t>
-      </w:r>
-      <w:r>
-        <w:t xml:space="preserve"> O acórdão de </w:t>
+        <w:t>e apelou exclusivamente quanto aos honorários de sucumbência</w:t>
+      </w:r>
+      <w:r>
+        <w:t xml:space="preserve">. O acórdão de </w:t>
       </w:r>
       <w:r>
         <w:rPr>
@@ -829,16 +840,13 @@
         <w:t>majorou os honorários para 12%</w:t>
       </w:r>
       <w:r>
-        <w:t xml:space="preserve">. Houve </w:t>
+        <w:t xml:space="preserve">. </w:t>
       </w:r>
       <w:r>
         <w:rPr>
           <w:b/>
         </w:rPr>
-        <w:t>trânsito em julgado em 14/06/2024</w:t>
-      </w:r>
-      <w:r>
-        <w:t>.</w:t>
+        <w:t>Trânsito em julgado em 14/06/2024.</w:t>
       </w:r>
     </w:p>
     <w:p>
@@ -878,7 +886,7 @@
         <w:t>efeito suspensivo parcial</w:t>
       </w:r>
       <w:r>
-        <w:t xml:space="preserve"> em 28/05/2026 (ev. 7 deste agravo), apenas para suspender atos expropriatórios, </w:t>
+        <w:t xml:space="preserve"> em 28/05/2026 (ev. 7 deste agravo), apenas quanto a atos expropriatórios, </w:t>
       </w:r>
       <w:r>
         <w:rPr>
@@ -904,7 +912,7 @@
         <w:rPr>
           <w:b/>
         </w:rPr>
-        <w:t>Fato superveniente decisivo:</w:t>
+        <w:t>Fatos supervenientes decisivos:</w:t>
       </w:r>
       <w:r>
         <w:t xml:space="preserve"> em cumprimento à decisão agravada, o agravante apresentou prestação de contas no </w:t>
@@ -925,7 +933,16 @@
         <w:t>contraditório</w:t>
       </w:r>
       <w:r>
-        <w:t xml:space="preserve"> (evento 348, de 08/07/2026); a agravada replicou no </w:t>
+        <w:t xml:space="preserve"> (</w:t>
+      </w:r>
+      <w:r>
+        <w:rPr>
+          <w:b/>
+        </w:rPr>
+        <w:t>evento 348, de 08/07/2026</w:t>
+      </w:r>
+      <w:r>
+        <w:t xml:space="preserve">); a agravada replicou no </w:t>
       </w:r>
       <w:r>
         <w:rPr>
@@ -934,34 +951,22 @@
         <w:t>evento 352 (30/07/2026)</w:t>
       </w:r>
       <w:r>
-        <w:t xml:space="preserve">; e os autos foram ao Juiz </w:t>
+        <w:t xml:space="preserve">; e os autos foram </w:t>
       </w:r>
       <w:r>
         <w:rPr>
           <w:b/>
         </w:rPr>
-        <w:t>para decidir</w:t>
-      </w:r>
-      <w:r>
-        <w:t xml:space="preserve">, nos exatos termos do despacho: </w:t>
+        <w:t>conclusos para decisão</w:t>
+      </w:r>
+      <w:r>
+        <w:t xml:space="preserve"> em </w:t>
       </w:r>
       <w:r>
         <w:rPr>
-          <w:i/>
+          <w:b/>
         </w:rPr>
-        <w:t xml:space="preserve">"1. da suficiência da prestação de contas apresentada; 2. da necessidade de complementação da documentação ou adoção de medidas coercitivas; 3. </w:t>
-      </w:r>
-      <w:r>
-        <w:rPr>
-          <w:i/>
-        </w:rPr>
-        <w:t>dos pedidos de prosseguimento da execução formulados pela exequente</w:t>
-      </w:r>
-      <w:r>
-        <w:rPr>
-          <w:i/>
-        </w:rPr>
-        <w:t>, inclusive quanto à alienação judicial dos bens penhorados"</w:t>
+        <w:t>31/07/2026 (evento 353)</w:t>
       </w:r>
       <w:r>
         <w:t>.</w:t>
@@ -990,7 +995,7 @@
     </w:p>
     <w:p>
       <w:r>
-        <w:t xml:space="preserve">É indispensável fixar, com precisão cirúrgica, o </w:t>
+        <w:t xml:space="preserve">É indispensável fixar com precisão o </w:t>
       </w:r>
       <w:r>
         <w:rPr>
@@ -999,7 +1004,7 @@
         <w:t>objeto</w:t>
       </w:r>
       <w:r>
-        <w:t xml:space="preserve"> do recurso. A decisão agravada (ev. 325) tem o seguinte dispositivo:</w:t>
+        <w:t xml:space="preserve"> do recurso. O dispositivo da decisão agravada (ev. 325) é este:</w:t>
       </w:r>
     </w:p>
     <w:p>
@@ -1017,7 +1022,7 @@
     </w:p>
     <w:p>
       <w:r>
-        <w:t xml:space="preserve">Ou seja: a decisão </w:t>
+        <w:t xml:space="preserve">A decisão </w:t>
       </w:r>
       <w:r>
         <w:rPr>
@@ -1026,7 +1031,7 @@
         <w:t>não condenou</w:t>
       </w:r>
       <w:r>
-        <w:t xml:space="preserve"> o agravante a pagar R$ 277.613,84, </w:t>
+        <w:t xml:space="preserve"> o agravante a pagar valor algum, </w:t>
       </w:r>
       <w:r>
         <w:rPr>
@@ -1035,7 +1040,7 @@
         <w:t>não liquidou</w:t>
       </w:r>
       <w:r>
-        <w:t xml:space="preserve"> crédito algum, </w:t>
+        <w:t xml:space="preserve"> crédito, </w:t>
       </w:r>
       <w:r>
         <w:rPr>
@@ -1053,7 +1058,7 @@
         <w:t>não designou leilão</w:t>
       </w:r>
       <w:r>
-        <w:t>. Ela apenas (i) recusou conhecimento a matérias preclusas, (ii) rejeitou liminarmente alegação de excesso desacompanhada de demonstrativo, (iii) qualificou a adjudicação do trator como pagamento parcial e (iv) determinou o cumprimento da obrigação de fazer transitada em julgado.</w:t>
+        <w:t>. Ela (i) recusou conhecimento a matérias preclusas, (ii) rejeitou liminarmente alegação de excesso desacompanhada de demonstrativo, (iii) qualificou a adjudicação do trator como pagamento parcial e (iv) determinou o cumprimento de obrigação de fazer transitada em julgado.</w:t>
       </w:r>
     </w:p>
     <w:p>
@@ -1067,7 +1072,7 @@
         <w:t>"exclua a suposta supressão de quinhão sobre o valor da venda da Fazenda Palmeiras"</w:t>
       </w:r>
       <w:r>
-        <w:t xml:space="preserve">. Pede, portanto, </w:t>
+        <w:t xml:space="preserve"> — isto é, </w:t>
       </w:r>
       <w:r>
         <w:rPr>
@@ -1076,7 +1081,7 @@
         <w:t>provimento de mérito sobre questão que a decisão agravada não decidiu</w:t>
       </w:r>
       <w:r>
-        <w:t xml:space="preserve"> — e que, hoje, está pendente de decisão específica no primeiro grau.</w:t>
+        <w:t xml:space="preserve"> e que hoje está pendente de decisão específica no primeiro grau.</w:t>
       </w:r>
     </w:p>
     <w:p>
@@ -1108,7 +1113,63 @@
         <w:t>9.</w:t>
       </w:r>
       <w:r>
-        <w:t xml:space="preserve"> Entre a interposição do agravo (13/05/2026) e a presente sessão, o quadro processual </w:t>
+        <w:t xml:space="preserve"> O Juízo de origem </w:t>
+      </w:r>
+      <w:r>
+        <w:rPr>
+          <w:b/>
+        </w:rPr>
+        <w:t>nunca decidiu</w:t>
+      </w:r>
+      <w:r>
+        <w:t xml:space="preserve"> o pedido relativo à Fazenda Palmeira — e disse isso com todas as letras. No </w:t>
+      </w:r>
+      <w:r>
+        <w:rPr>
+          <w:b/>
+        </w:rPr>
+        <w:t>evento 290 (27/02/2026)</w:t>
+      </w:r>
+      <w:r>
+        <w:t>:</w:t>
+      </w:r>
+    </w:p>
+    <w:p>
+      <w:pPr>
+        <w:spacing w:line="240" w:lineRule="auto" w:after="120"/>
+        <w:ind w:left="1134"/>
+      </w:pPr>
+      <w:r>
+        <w:rPr>
+          <w:i/>
+          <w:sz w:val="22"/>
+        </w:rPr>
+        <w:t xml:space="preserve">"No que se refere aos pedidos de alienação judicial dos bens, prestação de contas pelo inventariante e </w:t>
+      </w:r>
+      <w:r>
+        <w:rPr>
+          <w:i/>
+          <w:sz w:val="22"/>
+        </w:rPr>
+        <w:t>pagamento do quinhão decorrente da venda do imóvel rural denominado 'Fazenda Palmeira', deixo para apreciação após o decurso do prazo</w:t>
+      </w:r>
+      <w:r>
+        <w:rPr>
+          <w:i/>
+          <w:sz w:val="22"/>
+        </w:rPr>
+        <w:t xml:space="preserve"> para pagamento voluntário, ou eventual apresentação de impugnação, momento em que será analisada a necessidade, adequação e proporcionalidade das medidas requeridas."</w:t>
+      </w:r>
+    </w:p>
+    <w:p>
+      <w:r>
+        <w:rPr>
+          <w:b/>
+        </w:rPr>
+        <w:t>10.</w:t>
+      </w:r>
+      <w:r>
+        <w:t xml:space="preserve"> Depois da interposição do agravo, o quadro processual </w:t>
       </w:r>
       <w:r>
         <w:rPr>
@@ -1235,7 +1296,7 @@
               <w:rPr>
                 <w:sz w:val="20"/>
               </w:rPr>
-              <w:t>Agravante apresenta prestação de contas e documentos, sustentando que o produto da Fazenda Palmeira foi absorvido por dívidas do espólio</w:t>
+              <w:t>Agravante apresenta prestação de contas e documentos</w:t>
             </w:r>
           </w:p>
         </w:tc>
@@ -1290,14 +1351,14 @@
               <w:rPr>
                 <w:sz w:val="20"/>
               </w:rPr>
-              <w:t xml:space="preserve">Juízo determina contraditório e anuncia que decidirá sobre a suficiência das contas </w:t>
+              <w:t xml:space="preserve">Juízo determina contraditório e anuncia que decidirá a suficiência das contas </w:t>
             </w:r>
             <w:r>
               <w:rPr>
                 <w:b/>
                 <w:sz w:val="20"/>
               </w:rPr>
-              <w:t>e sobre os pedidos executivos da exequente</w:t>
+              <w:t>e os pedidos executivos da exequente</w:t>
             </w:r>
           </w:p>
         </w:tc>
@@ -1350,7 +1411,7 @@
               <w:rPr>
                 <w:sz w:val="20"/>
               </w:rPr>
-              <w:t>Agravada apresenta réplica, impugnando ponto a ponto a prestação de contas</w:t>
+              <w:t>Agravada apresenta réplica</w:t>
             </w:r>
           </w:p>
         </w:tc>
@@ -1367,6 +1428,7 @@
             </w:pPr>
             <w:r>
               <w:rPr>
+                <w:b/>
                 <w:sz w:val="20"/>
               </w:rPr>
               <w:t>353</w:t>
@@ -1384,6 +1446,7 @@
             </w:pPr>
             <w:r>
               <w:rPr>
+                <w:b/>
                 <w:sz w:val="20"/>
               </w:rPr>
               <w:t>31/07/2026</w:t>
@@ -1413,22 +1476,28 @@
     <w:p/>
     <w:p>
       <w:r>
+        <w:t xml:space="preserve">Consta do despacho do evento 348 que o Juízo decidirá sobre: </w:t>
+      </w:r>
+      <w:r>
         <w:rPr>
-          <w:b/>
+          <w:i/>
         </w:rPr>
-        <w:t>10.</w:t>
-      </w:r>
-      <w:r>
-        <w:t xml:space="preserve"> Vale dizer: </w:t>
+        <w:t xml:space="preserve">"1. da suficiência da prestação de contas apresentada; 2. da necessidade de complementação da documentação ou adoção de medidas coercitivas (…); 3. </w:t>
       </w:r>
       <w:r>
         <w:rPr>
-          <w:b/>
+          <w:i/>
         </w:rPr>
-        <w:t>o Juízo de origem ainda não decidiu — e expressamente reservou-se para decidir — a exata controvérsia que o agravante quer ver resolvida por esta Corte.</w:t>
-      </w:r>
-      <w:r>
-        <w:t xml:space="preserve"> Não há, ainda, pronunciamento de primeiro grau que reconheça, quantifique ou determine o pagamento do crédito referente à Fazenda Palmeira.</w:t>
+        <w:t>dos pedidos de prosseguimento da execução formulados pela exequente</w:t>
+      </w:r>
+      <w:r>
+        <w:rPr>
+          <w:i/>
+        </w:rPr>
+        <w:t>, inclusive quanto à alienação judicial dos bens penhorados"</w:t>
+      </w:r>
+      <w:r>
+        <w:t>.</w:t>
       </w:r>
     </w:p>
     <w:p>
@@ -1463,7 +1532,7 @@
         <w:t>não decidida na origem</w:t>
       </w:r>
       <w:r>
-        <w:t xml:space="preserve"> — supressão de instância vedada pelo sistema (CPC, arts. 1.013 e 1.019);</w:t>
+        <w:t xml:space="preserve"> — supressão de instância;</w:t>
       </w:r>
     </w:p>
     <w:p>
@@ -1487,7 +1556,7 @@
         <w:t>prejulgar</w:t>
       </w:r>
       <w:r>
-        <w:t xml:space="preserve"> o resultado da prestação de contas apresentada no evento 347, cuja suficiência está </w:t>
+        <w:t xml:space="preserve"> o resultado da prestação de contas do evento 347, cuja suficiência está </w:t>
       </w:r>
       <w:r>
         <w:rPr>
@@ -1511,7 +1580,7 @@
         <w:t>(c)</w:t>
       </w:r>
       <w:r>
-        <w:t xml:space="preserve"> subtrair da agravada o </w:t>
+        <w:t xml:space="preserve"> subtrair às partes o </w:t>
       </w:r>
       <w:r>
         <w:rPr>
@@ -1531,16 +1600,16 @@
         <w:t>12.</w:t>
       </w:r>
       <w:r>
-        <w:t xml:space="preserve"> Some-se que </w:t>
+        <w:t xml:space="preserve"> E </w:t>
       </w:r>
       <w:r>
         <w:rPr>
           <w:b/>
         </w:rPr>
-        <w:t>inexiste, hoje, qualquer risco a ser conjurado</w:t>
-      </w:r>
-      <w:r>
-        <w:t xml:space="preserve">: a liminar do evento 7 já suspendeu os atos expropriatórios, e o Juízo de origem </w:t>
+        <w:t>inexiste hoje risco a ser conjurado</w:t>
+      </w:r>
+      <w:r>
+        <w:t xml:space="preserve">: a liminar do evento 7 já suspendeu os atos expropriatórios e o Juízo de origem </w:t>
       </w:r>
       <w:r>
         <w:rPr>
@@ -1549,7 +1618,7 @@
         <w:t>não designou leilão</w:t>
       </w:r>
       <w:r>
-        <w:t xml:space="preserve"> — ao contrário, condicionou o exame do prosseguimento executivo à decisão futura. O </w:t>
+        <w:t xml:space="preserve"> — ao contrário, condicionou o tema a decisão futura. O </w:t>
       </w:r>
       <w:r>
         <w:rPr>
@@ -1586,7 +1655,7 @@
         <w:rPr>
           <w:sz w:val="22"/>
         </w:rPr>
-        <w:t xml:space="preserve"> o recurso, no ponto nuclear, </w:t>
+        <w:t xml:space="preserve"> no ponto nuclear, o recurso </w:t>
       </w:r>
       <w:r>
         <w:rPr>
@@ -1599,7 +1668,7 @@
         <w:rPr>
           <w:sz w:val="22"/>
         </w:rPr>
-        <w:t xml:space="preserve"> superveniente. Subsidiariamente, deve ser </w:t>
+        <w:t xml:space="preserve">. Subsidiariamente, deve ser </w:t>
       </w:r>
       <w:r>
         <w:rPr>
@@ -1612,20 +1681,20 @@
         <w:rPr>
           <w:sz w:val="22"/>
         </w:rPr>
-        <w:t xml:space="preserve">, mantida a decisão agravada tal como redigida, sem qualquer pronunciamento desta Corte sobre a existência ou o </w:t>
+        <w:t xml:space="preserve">, mantida a decisão agravada tal como redigida — </w:t>
       </w:r>
       <w:r>
         <w:rPr>
-          <w:i/>
+          <w:b/>
           <w:sz w:val="22"/>
         </w:rPr>
-        <w:t>quantum</w:t>
+        <w:t>sem qualquer pronunciamento desta Corte sobre a existência ou o valor do crédito</w:t>
       </w:r>
       <w:r>
         <w:rPr>
           <w:sz w:val="22"/>
         </w:rPr>
-        <w:t xml:space="preserve"> do crédito — tema reservado ao Juízo de origem.</w:t>
+        <w:t>, tema reservado ao Juízo de origem.</w:t>
       </w:r>
     </w:p>
     <w:p>
@@ -1646,7 +1715,7 @@
           <w:b/>
           <w:sz w:val="25"/>
         </w:rPr>
-        <w:t>IV — A PRECLUSÃO OPERA CONTRA O AGRAVANTE, NÃO CONTRA A AGRAVADA</w:t>
+        <w:t>IV — A PRECLUSÃO OPERA CONTRA O AGRAVANTE — E QUEM O CERTIFICOU FOI O PRÓPRIO JUÍZO</w:t>
       </w:r>
     </w:p>
     <w:p>
@@ -1657,7 +1726,7 @@
         <w:t>13.</w:t>
       </w:r>
       <w:r>
-        <w:t xml:space="preserve"> O agravante afirma que a agravada teria "afrontado a coisa julgada". A realidade dos autos é exatamente inversa.</w:t>
+        <w:t xml:space="preserve"> O agravante afirma que a agravada teria "afrontado a coisa julgada". A realidade dos autos é inversa.</w:t>
       </w:r>
     </w:p>
     <w:p>
@@ -1668,7 +1737,7 @@
         <w:t>14.</w:t>
       </w:r>
       <w:r>
-        <w:t xml:space="preserve"> O agravante </w:t>
+        <w:t xml:space="preserve"> Ele </w:t>
       </w:r>
       <w:r>
         <w:rPr>
@@ -1677,7 +1746,13 @@
         <w:t>apelou da sentença do evento 137</w:t>
       </w:r>
       <w:r>
-        <w:t>. Tinha, ali, a oportunidade — única e integral — de sustentar que o título se limitava aos imóveis urbanos, que a Fazenda Palmeira estava fora do alcance da condenação e que a prestação de contas não abrangia o produto da venda de bens do acervo.</w:t>
+        <w:t xml:space="preserve">. Tinha ali — e só ali — a oportunidade de sustentar que o título se limitava aos imóveis urbanos, que a Fazenda Palmeira estava fora do alcance da condenação e que a prestação de contas não abrangia o produto da venda de bens do acervo. </w:t>
+      </w:r>
+      <w:r>
+        <w:rPr>
+          <w:b/>
+        </w:rPr>
+        <w:t>Nada disso fez.</w:t>
       </w:r>
     </w:p>
     <w:p>
@@ -1688,16 +1763,25 @@
         <w:t>15.</w:t>
       </w:r>
       <w:r>
-        <w:t xml:space="preserve"> </w:t>
+        <w:t xml:space="preserve"> Não é preciso confiar na palavra da agravada. </w:t>
       </w:r>
       <w:r>
         <w:rPr>
           <w:b/>
         </w:rPr>
-        <w:t>Nada disso fez.</w:t>
-      </w:r>
-      <w:r>
-        <w:t xml:space="preserve"> Conforme o relatório e o voto do eminente Desembargador Helvécio de Brito Maia Neto (ev. 8 e 13 da Apelação Cível nº 0006194-05.2022.8.27.2722):</w:t>
+        <w:t>O próprio Juízo de origem certificou o fato</w:t>
+      </w:r>
+      <w:r>
+        <w:t xml:space="preserve">, na sentença do </w:t>
+      </w:r>
+      <w:r>
+        <w:rPr>
+          <w:b/>
+        </w:rPr>
+        <w:t>evento 156 dos autos nº 0006601-11.2022.8.27.2722</w:t>
+      </w:r>
+      <w:r>
+        <w:t xml:space="preserve"> (ação conexa, entre as mesmas partes e sobre os mesmos imóveis):</w:t>
       </w:r>
     </w:p>
     <w:p>
@@ -1710,21 +1794,46 @@
           <w:i/>
           <w:sz w:val="22"/>
         </w:rPr>
-        <w:t xml:space="preserve">"No presente apelo o recorrente </w:t>
+        <w:t xml:space="preserve">"Registro que embora o requerido tenha apelado da decisão, </w:t>
       </w:r>
       <w:r>
         <w:rPr>
           <w:i/>
           <w:sz w:val="22"/>
         </w:rPr>
-        <w:t>questiona apenas a sua condenação ao pagamento dos honorários de sucumbência</w:t>
+        <w:t>o objeto do apelo se limitou à condenação sucumbencial</w:t>
       </w:r>
       <w:r>
         <w:rPr>
           <w:i/>
           <w:sz w:val="22"/>
         </w:rPr>
-        <w:t>..."</w:t>
+        <w:t xml:space="preserve">, tendo a sentença transitado em julgado em </w:t>
+      </w:r>
+      <w:r>
+        <w:rPr>
+          <w:i/>
+          <w:sz w:val="22"/>
+        </w:rPr>
+        <w:t>14/06/2024</w:t>
+      </w:r>
+      <w:r>
+        <w:rPr>
+          <w:i/>
+          <w:sz w:val="22"/>
+        </w:rPr>
+        <w:t>."</w:t>
+      </w:r>
+    </w:p>
+    <w:p>
+      <w:r>
+        <w:rPr>
+          <w:b/>
+        </w:rPr>
+        <w:t>16.</w:t>
+      </w:r>
+      <w:r>
+        <w:t xml:space="preserve"> No mesmo sentido, o relatório do eminente Desembargador Helvécio de Brito Maia Neto (ev. 8 da Apelação Cível nº 0006194-05.2022.8.27.2722):</w:t>
       </w:r>
     </w:p>
     <w:p>
@@ -1732,76 +1841,37 @@
         <w:spacing w:line="240" w:lineRule="auto" w:after="120"/>
         <w:ind w:left="1134"/>
       </w:pPr>
-    </w:p>
-    <w:p>
-      <w:pPr>
-        <w:spacing w:line="240" w:lineRule="auto" w:after="120"/>
-        <w:ind w:left="1134"/>
-      </w:pPr>
       <w:r>
         <w:rPr>
           <w:i/>
           <w:sz w:val="22"/>
         </w:rPr>
-        <w:t xml:space="preserve">"Requer, assim, o provimento do apelo com a reforma da sentença </w:t>
+        <w:t xml:space="preserve">"No presente apelo o recorrente </w:t>
       </w:r>
       <w:r>
         <w:rPr>
           <w:i/>
           <w:sz w:val="22"/>
         </w:rPr>
-        <w:t>'tão somente em relação a distribuição do ônus da sucumbência, e, das custas processuais'</w:t>
+        <w:t>questiona apenas a sua condenação ao pagamento dos honorários de sucumbência</w:t>
       </w:r>
       <w:r>
         <w:rPr>
           <w:i/>
           <w:sz w:val="22"/>
         </w:rPr>
-        <w:t>..."</w:t>
+        <w:t>…"</w:t>
       </w:r>
     </w:p>
     <w:p>
+      <w:r>
+        <w:t xml:space="preserve">e o próprio pedido do apelo, que postulava a reforma </w:t>
+      </w:r>
       <w:r>
         <w:rPr>
           <w:b/>
         </w:rPr>
-        <w:t>16.</w:t>
-      </w:r>
-      <w:r>
-        <w:t xml:space="preserve"> O recurso foi </w:t>
-      </w:r>
-      <w:r>
-        <w:rPr>
-          <w:b/>
-        </w:rPr>
-        <w:t>desprovido por unanimidade</w:t>
-      </w:r>
-      <w:r>
-        <w:t xml:space="preserve"> em 08/05/2024, com </w:t>
-      </w:r>
-      <w:r>
-        <w:rPr>
-          <w:b/>
-        </w:rPr>
-        <w:t>majoração dos honorários para 12%</w:t>
-      </w:r>
-      <w:r>
-        <w:t xml:space="preserve">, e a sentença transitou em julgado em </w:t>
-      </w:r>
-      <w:r>
-        <w:rPr>
-          <w:b/>
-        </w:rPr>
-        <w:t>14/06/2024</w:t>
-      </w:r>
-      <w:r>
-        <w:t xml:space="preserve">, </w:t>
-      </w:r>
-      <w:r>
-        <w:rPr>
-          <w:b/>
-        </w:rPr>
-        <w:t>na íntegra e sem ressalvas</w:t>
+        <w:t>"tão somente em relação à distribuição do ônus da sucumbência e das custas processuais"</w:t>
       </w:r>
       <w:r>
         <w:t>.</w:t>
@@ -1847,10 +1917,10 @@
         <w:rPr>
           <w:b/>
         </w:rPr>
-        <w:t>quatro anos depois</w:t>
-      </w:r>
-      <w:r>
-        <w:t xml:space="preserve">, na estreita via da impugnação ao cumprimento de sentença — e agora em agravo de instrumento —, inaugurar a discussão sobre a </w:t>
+        <w:t>mais de quatro anos depois</w:t>
+      </w:r>
+      <w:r>
+        <w:t xml:space="preserve">, inaugurar a discussão sobre a </w:t>
       </w:r>
       <w:r>
         <w:rPr>
@@ -1860,44 +1930,6 @@
       </w:r>
       <w:r>
         <w:t xml:space="preserve"> de um título que aceitou sem impugnar no único momento próprio.</w:t>
-      </w:r>
-    </w:p>
-    <w:p>
-      <w:r>
-        <w:rPr>
-          <w:b/>
-        </w:rPr>
-        <w:t>19.</w:t>
-      </w:r>
-      <w:r>
-        <w:t xml:space="preserve"> Acresça-se um dado de inegável relevo ético-processual: </w:t>
-      </w:r>
-      <w:r>
-        <w:rPr>
-          <w:b/>
-        </w:rPr>
-        <w:t>o próprio subscritor do recurso do agravante foi quem conduziu, elaborou e chancelou juridicamente o inventário extrajudicial</w:t>
-      </w:r>
-      <w:r>
-        <w:t xml:space="preserve"> que deu origem ao condomínio agora judicialmente extinto. Questionar hoje a higidez ou a extensão daquela partilha configura </w:t>
-      </w:r>
-      <w:r>
-        <w:rPr>
-          <w:b/>
-        </w:rPr>
-        <w:t>comportamento contraditório</w:t>
-      </w:r>
-      <w:r>
-        <w:t xml:space="preserve"> (</w:t>
-      </w:r>
-      <w:r>
-        <w:rPr>
-          <w:i/>
-        </w:rPr>
-        <w:t>venire contra factum proprium</w:t>
-      </w:r>
-      <w:r>
-        <w:t>), vedado pela boa-fé objetiva processual (CPC, art. 5º).</w:t>
       </w:r>
     </w:p>
     <w:p>
@@ -1918,20 +1950,18 @@
           <w:b/>
           <w:sz w:val="25"/>
         </w:rPr>
-        <w:t>V — NO MÉRITO: A FAZENDA PALMEIRA ESTÁ DENTRO DOS LIMITES OBJETIVOS DO TÍTULO</w:t>
+        <w:t>V — A EXTENSÃO DO TÍTULO JÁ FOI FIXADA PELO JUÍZO DE ORIGEM — E DE FORMA AMPLA</w:t>
       </w:r>
     </w:p>
     <w:p>
-      <w:pPr>
-        <w:spacing w:before="240" w:after="120"/>
-        <w:jc w:val="left"/>
-      </w:pPr>
       <w:r>
         <w:rPr>
           <w:b/>
-          <w:sz w:val="24"/>
         </w:rPr>
-        <w:t>V.1 — O bem integra a partilha e, portanto, o objeto da sentença</w:t>
+        <w:t>19.</w:t>
+      </w:r>
+      <w:r>
+        <w:t xml:space="preserve"> Há, nos autos conexos, um pronunciamento judicial que resolve a controvérsia sobre os limites objetivos do título.</w:t>
       </w:r>
     </w:p>
     <w:p>
@@ -1942,16 +1972,63 @@
         <w:t>20.</w:t>
       </w:r>
       <w:r>
-        <w:t xml:space="preserve"> A sentença exequenda </w:t>
+        <w:t xml:space="preserve"> Paralelamente à ação da agravada, Terezinha Rodrigues Arruda e outros herdeiros ajuizaram, em 27/04/2022, a ação nº </w:t>
       </w:r>
       <w:r>
         <w:rPr>
           <w:b/>
         </w:rPr>
-        <w:t>não extinguiu o condomínio apenas sobre os imóveis urbanos</w:t>
-      </w:r>
-      <w:r>
-        <w:t>. Leia-se o dispositivo:</w:t>
+        <w:t>0006601-11.2022.8.27.2722</w:t>
+      </w:r>
+      <w:r>
+        <w:t xml:space="preserve">, de extinção de condomínio sobre quatro imóveis — </w:t>
+      </w:r>
+      <w:r>
+        <w:rPr>
+          <w:b/>
+        </w:rPr>
+        <w:t>inclusive o Lote 08, Quadra 81, de Formoso do Araguaia (matrícula nº 654)</w:t>
+      </w:r>
+      <w:r>
+        <w:t xml:space="preserve">. Os feitos chegaram a ser </w:t>
+      </w:r>
+      <w:r>
+        <w:rPr>
+          <w:b/>
+        </w:rPr>
+        <w:t>reunidos para julgamento conjunto em 09/05/2023</w:t>
+      </w:r>
+      <w:r>
+        <w:t>.</w:t>
+      </w:r>
+    </w:p>
+    <w:p>
+      <w:r>
+        <w:rPr>
+          <w:b/>
+        </w:rPr>
+        <w:t>21.</w:t>
+      </w:r>
+      <w:r>
+        <w:t xml:space="preserve"> Ao julgar aquela ação (</w:t>
+      </w:r>
+      <w:r>
+        <w:rPr>
+          <w:b/>
+        </w:rPr>
+        <w:t>sentença do evento 156</w:t>
+      </w:r>
+      <w:r>
+        <w:t xml:space="preserve">), o Magistrado </w:t>
+      </w:r>
+      <w:r>
+        <w:rPr>
+          <w:b/>
+        </w:rPr>
+        <w:t>extinguiu-a por perda superveniente do objeto</w:t>
+      </w:r>
+      <w:r>
+        <w:t>, com esta fundamentação:</w:t>
       </w:r>
     </w:p>
     <w:p>
@@ -1964,21 +2041,97 @@
           <w:i/>
           <w:sz w:val="22"/>
         </w:rPr>
-        <w:t xml:space="preserve">"— </w:t>
+        <w:t xml:space="preserve">"Conforme acima transcrito a referida sentença </w:t>
       </w:r>
       <w:r>
         <w:rPr>
           <w:i/>
           <w:sz w:val="22"/>
         </w:rPr>
-        <w:t>EXTINGUIR o condomínio existente sobre os imóveis que compõem a partilha do espólio, descritos na escritura pública de inventário e partilha do espólio de Aquiles Gonçalves Arruda</w:t>
+        <w:t>já determinou a alienação judicial dos imóveis urbanos que compõem a partilha do espólio, descritos na escritura pública de inventário e partilha do espólio de Aquiles Gonçalves Arruda, com prévia avaliação pericial</w:t>
       </w:r>
       <w:r>
         <w:rPr>
           <w:i/>
           <w:sz w:val="22"/>
         </w:rPr>
-        <w:t>;</w:t>
+        <w:t>, sendo inquestionável a perda do objeto do presente feito."</w:t>
+      </w:r>
+    </w:p>
+    <w:p>
+      <w:r>
+        <w:rPr>
+          <w:b/>
+        </w:rPr>
+        <w:t>22.</w:t>
+      </w:r>
+      <w:r>
+        <w:t xml:space="preserve"> Ou seja: o Juízo de origem </w:t>
+      </w:r>
+      <w:r>
+        <w:rPr>
+          <w:b/>
+        </w:rPr>
+        <w:t>já interpretou</w:t>
+      </w:r>
+      <w:r>
+        <w:t xml:space="preserve"> o título do evento 137 como abrangente de </w:t>
+      </w:r>
+      <w:r>
+        <w:rPr>
+          <w:b/>
+        </w:rPr>
+        <w:t>todos os imóveis urbanos descritos na escritura de partilha</w:t>
+      </w:r>
+      <w:r>
+        <w:t>, onde quer que se situem — e extraiu daí consequência processual definitiva (extinção de outra ação). O agravante não recorreu daquela sentença.</w:t>
+      </w:r>
+    </w:p>
+    <w:p>
+      <w:r>
+        <w:rPr>
+          <w:b/>
+        </w:rPr>
+        <w:t>23.</w:t>
+      </w:r>
+      <w:r>
+        <w:t xml:space="preserve"> Acrescente-se que a </w:t>
+      </w:r>
+      <w:r>
+        <w:rPr>
+          <w:b/>
+        </w:rPr>
+        <w:t>Fazenda Palmeira integra a mesma escritura de partilha</w:t>
+      </w:r>
+      <w:r>
+        <w:t xml:space="preserve"> a que a sentença faz remissão. A </w:t>
+      </w:r>
+      <w:r>
+        <w:rPr>
+          <w:b/>
+        </w:rPr>
+        <w:t>matrícula nº 6.631</w:t>
+      </w:r>
+      <w:r>
+        <w:t xml:space="preserve"> do Registro de Imóveis de Formoso do Araguaia/TO, no </w:t>
+      </w:r>
+      <w:r>
+        <w:rPr>
+          <w:b/>
+        </w:rPr>
+        <w:t>R-9, de 29/04/2015</w:t>
+      </w:r>
+      <w:r>
+        <w:t xml:space="preserve">, registra a transmissão por </w:t>
+      </w:r>
+      <w:r>
+        <w:rPr>
+          <w:i/>
+        </w:rPr>
+        <w:t>"Escritura Pública de Inventário e Partilha do Espólio de Aquiles Gonçalves Arruda"</w:t>
+      </w:r>
+      <w:r>
+        <w:t>, com esta distribuição:</w:t>
       </w:r>
     </w:p>
     <w:p>
@@ -1991,173 +2144,7 @@
           <w:i/>
           <w:sz w:val="22"/>
         </w:rPr>
-        <w:t xml:space="preserve">— DETERMINAR </w:t>
-      </w:r>
-      <w:r>
-        <w:rPr>
-          <w:i/>
-          <w:sz w:val="22"/>
-        </w:rPr>
-        <w:t>a alienação judicial dos imóveis urbanos</w:t>
-      </w:r>
-      <w:r>
-        <w:rPr>
-          <w:i/>
-          <w:sz w:val="22"/>
-        </w:rPr>
-        <w:t xml:space="preserve"> que compõem a partilha (...)"</w:t>
-      </w:r>
-    </w:p>
-    <w:p>
-      <w:r>
-        <w:rPr>
-          <w:b/>
-        </w:rPr>
-        <w:t>21.</w:t>
-      </w:r>
-      <w:r>
-        <w:t xml:space="preserve"> São </w:t>
-      </w:r>
-      <w:r>
-        <w:rPr>
-          <w:b/>
-        </w:rPr>
-        <w:t>dois comandos distintos</w:t>
-      </w:r>
-      <w:r>
-        <w:t>:</w:t>
-      </w:r>
-    </w:p>
-    <w:p>
-      <w:pPr>
-        <w:pStyle w:val="ListBullet"/>
-        <w:spacing w:line="360" w:lineRule="auto"/>
-      </w:pPr>
-      <w:r>
-        <w:t xml:space="preserve">o </w:t>
-      </w:r>
-      <w:r>
-        <w:rPr>
-          <w:b/>
-        </w:rPr>
-        <w:t>primeiro</w:t>
-      </w:r>
-      <w:r>
-        <w:t xml:space="preserve">, declaratório-constitutivo, alcança </w:t>
-      </w:r>
-      <w:r>
-        <w:rPr>
-          <w:b/>
-        </w:rPr>
-        <w:t>TODOS</w:t>
-      </w:r>
-      <w:r>
-        <w:t xml:space="preserve"> os imóveis da partilha;</w:t>
-      </w:r>
-    </w:p>
-    <w:p>
-      <w:pPr>
-        <w:pStyle w:val="ListBullet"/>
-        <w:spacing w:line="360" w:lineRule="auto"/>
-      </w:pPr>
-      <w:r>
-        <w:t xml:space="preserve">o </w:t>
-      </w:r>
-      <w:r>
-        <w:rPr>
-          <w:b/>
-        </w:rPr>
-        <w:t>segundo</w:t>
-      </w:r>
-      <w:r>
-        <w:t xml:space="preserve">, executivo, determina a </w:t>
-      </w:r>
-      <w:r>
-        <w:rPr>
-          <w:b/>
-        </w:rPr>
-        <w:t>modalidade</w:t>
-      </w:r>
-      <w:r>
-        <w:t xml:space="preserve"> (alienação judicial) apenas quanto aos </w:t>
-      </w:r>
-      <w:r>
-        <w:rPr>
-          <w:b/>
-        </w:rPr>
-        <w:t>urbanos</w:t>
-      </w:r>
-      <w:r>
-        <w:t xml:space="preserve"> — e por uma razão óbvia e documentada: </w:t>
-      </w:r>
-      <w:r>
-        <w:rPr>
-          <w:b/>
-        </w:rPr>
-        <w:t>o único imóvel rural do acervo, a Fazenda Palmeira, já havia sido alienado a terceiro</w:t>
-      </w:r>
-      <w:r>
-        <w:t>, sendo materialmente impossível aliená-lo de novo.</w:t>
-      </w:r>
-    </w:p>
-    <w:p>
-      <w:r>
-        <w:rPr>
-          <w:b/>
-        </w:rPr>
-        <w:t>22.</w:t>
-      </w:r>
-      <w:r>
-        <w:t xml:space="preserve"> E que a Fazenda Palmeira integra a partilha é fato </w:t>
-      </w:r>
-      <w:r>
-        <w:rPr>
-          <w:b/>
-        </w:rPr>
-        <w:t>registralmente incontroverso</w:t>
-      </w:r>
-      <w:r>
-        <w:t xml:space="preserve">. A </w:t>
-      </w:r>
-      <w:r>
-        <w:rPr>
-          <w:b/>
-        </w:rPr>
-        <w:t>matrícula nº 6.631</w:t>
-      </w:r>
-      <w:r>
-        <w:t xml:space="preserve"> do Registro de Imóveis de Formoso do Araguaia/TO, no </w:t>
-      </w:r>
-      <w:r>
-        <w:rPr>
-          <w:b/>
-        </w:rPr>
-        <w:t>R-9-6.631, de 29/04/2015</w:t>
-      </w:r>
-      <w:r>
-        <w:t xml:space="preserve">, registra a transmissão por </w:t>
-      </w:r>
-      <w:r>
-        <w:rPr>
-          <w:b/>
-        </w:rPr>
-        <w:t>"Escritura Pública de Inventário e Partilha do Espólio de Aquiles Gonçalves Arruda"</w:t>
-      </w:r>
-      <w:r>
-        <w:t>, com a seguinte distribuição:</w:t>
-      </w:r>
-    </w:p>
-    <w:p>
-      <w:pPr>
-        <w:spacing w:line="240" w:lineRule="auto" w:after="120"/>
-        <w:ind w:left="1134"/>
-      </w:pPr>
-      <w:r>
-        <w:rPr>
-          <w:i/>
-          <w:sz w:val="22"/>
-        </w:rPr>
-        <w:t xml:space="preserve">"(...) ficando 50% à meeira, TEREZINHA RODRIGUES ARRUDA, e 7,15% aos herdeiros BERIVALDO RODRIGUES ARRUDA e RAIMUNDO NONATO RODRIGUES ARRUDA, e </w:t>
+        <w:t xml:space="preserve">"(…) ficando 50% à meeira, TEREZINHA RODRIGUES ARRUDA, e 7,15% aos herdeiros BERIVALDO RODRIGUES ARRUDA e RAIMUNDO NONATO RODRIGUES ARRUDA, e </w:t>
       </w:r>
       <w:r>
         <w:rPr>
@@ -2193,778 +2180,37 @@
         <w:rPr>
           <w:b/>
         </w:rPr>
-        <w:t>23.</w:t>
-      </w:r>
-      <w:r>
-        <w:t xml:space="preserve"> A agravada, portanto, </w:t>
+        <w:t>24.</w:t>
+      </w:r>
+      <w:r>
+        <w:t xml:space="preserve"> Disso decorre, tão somente, que </w:t>
       </w:r>
       <w:r>
         <w:rPr>
           <w:b/>
         </w:rPr>
-        <w:t>é e sempre foi condômina registrada de 7,14% da Fazenda Palmeira</w:t>
-      </w:r>
-      <w:r>
-        <w:t xml:space="preserve"> — imóvel rural de </w:t>
+        <w:t>discutir a destinação do produto daquele bem não é matéria estranha ao título</w:t>
+      </w:r>
+      <w:r>
+        <w:t xml:space="preserve"> — é matéria que se resolve na </w:t>
       </w:r>
       <w:r>
         <w:rPr>
           <w:b/>
         </w:rPr>
-        <w:t>791,7173 hectares</w:t>
-      </w:r>
-      <w:r>
-        <w:t>, descrito na mesmíssima escritura a que a sentença faz remissão expressa.</w:t>
-      </w:r>
-    </w:p>
-    <w:p>
-      <w:pPr>
-        <w:spacing w:before="240" w:after="120"/>
-        <w:jc w:val="left"/>
-      </w:pPr>
-      <w:r>
-        <w:rPr>
-          <w:b/>
-          <w:sz w:val="24"/>
-        </w:rPr>
-        <w:t>V.2 — Extinção de condomínio sobre bem já alienado: sub-rogação real no preço</w:t>
-      </w:r>
-    </w:p>
-    <w:p>
+        <w:t>prestação de contas</w:t>
+      </w:r>
+      <w:r>
+        <w:t xml:space="preserve"> que o próprio título impôs (CPC, arts. 550 a 553; art. 618, VII). Não se pede a esta Corte que a decida: pede-se que </w:t>
+      </w:r>
       <w:r>
         <w:rPr>
           <w:b/>
         </w:rPr>
-        <w:t>24.</w:t>
-      </w:r>
-      <w:r>
-        <w:t xml:space="preserve"> O Código Civil resolve a questão sem margem a dúvida:</w:t>
-      </w:r>
-    </w:p>
-    <w:p>
-      <w:pPr>
-        <w:spacing w:line="240" w:lineRule="auto" w:after="120"/>
-        <w:ind w:left="1134"/>
-      </w:pPr>
-      <w:r>
-        <w:rPr>
-          <w:b/>
-          <w:sz w:val="22"/>
-        </w:rPr>
-        <w:t>Art. 1.322.</w:t>
-      </w:r>
-      <w:r>
-        <w:rPr>
-          <w:sz w:val="22"/>
-        </w:rPr>
-        <w:t xml:space="preserve"> </w:t>
-      </w:r>
-      <w:r>
-        <w:rPr>
-          <w:i/>
-          <w:sz w:val="22"/>
-        </w:rPr>
-        <w:t xml:space="preserve">"Quando a coisa for indivisível, e os consortes não quiserem adjudicá-la a um só, indenizando os outros, </w:t>
-      </w:r>
-      <w:r>
-        <w:rPr>
-          <w:i/>
-          <w:sz w:val="22"/>
-        </w:rPr>
-        <w:t>será vendida e repartido o apurado</w:t>
-      </w:r>
-      <w:r>
-        <w:rPr>
-          <w:i/>
-          <w:sz w:val="22"/>
-        </w:rPr>
-        <w:t xml:space="preserve"> (...)"</w:t>
-      </w:r>
-    </w:p>
-    <w:p>
-      <w:r>
-        <w:rPr>
-          <w:b/>
-        </w:rPr>
-        <w:t>25.</w:t>
-      </w:r>
-      <w:r>
-        <w:t xml:space="preserve"> A extinção do condomínio sobre coisa indivisível </w:t>
-      </w:r>
-      <w:r>
-        <w:rPr>
-          <w:b/>
-        </w:rPr>
-        <w:t>resolve-se, por natureza, em dinheiro</w:t>
-      </w:r>
-      <w:r>
-        <w:t xml:space="preserve">. Quando o bem comum já foi alienado antes da divisão, opera-se </w:t>
-      </w:r>
-      <w:r>
-        <w:rPr>
-          <w:b/>
-        </w:rPr>
-        <w:t>sub-rogação real</w:t>
-      </w:r>
-      <w:r>
-        <w:t xml:space="preserve">: o </w:t>
-      </w:r>
-      <w:r>
-        <w:rPr>
-          <w:b/>
-        </w:rPr>
-        <w:t>preço ocupa o lugar da coisa</w:t>
-      </w:r>
-      <w:r>
-        <w:t xml:space="preserve"> e a fração ideal do condômino se converte em fração ideal </w:t>
-      </w:r>
-      <w:r>
-        <w:rPr>
-          <w:b/>
-        </w:rPr>
-        <w:t>sobre o produto</w:t>
-      </w:r>
-      <w:r>
-        <w:t>.</w:t>
-      </w:r>
-    </w:p>
-    <w:p>
-      <w:r>
-        <w:rPr>
-          <w:b/>
-        </w:rPr>
-        <w:t>26.</w:t>
-      </w:r>
-      <w:r>
-        <w:t xml:space="preserve"> Reconhecer o direito da agravada à sua quota-parte no preço da Fazenda Palmeira </w:t>
-      </w:r>
-      <w:r>
-        <w:rPr>
-          <w:b/>
-        </w:rPr>
-        <w:t>não é acrescentar nada ao título</w:t>
-      </w:r>
-      <w:r>
-        <w:t xml:space="preserve">: é </w:t>
-      </w:r>
-      <w:r>
-        <w:rPr>
-          <w:b/>
-        </w:rPr>
-        <w:t>executar o título exatamente como ele é</w:t>
-      </w:r>
-      <w:r>
-        <w:t xml:space="preserve">. O contrário — extinguir o condomínio "sobre todos os imóveis da partilha" e, ao mesmo tempo, negar à condômina qualquer participação no valor de um deles — produziria resultado juridicamente teratológico e </w:t>
-      </w:r>
-      <w:r>
-        <w:rPr>
-          <w:b/>
-        </w:rPr>
-        <w:t>enriquecimento sem causa</w:t>
-      </w:r>
-      <w:r>
-        <w:t xml:space="preserve"> (CC, art. 884).</w:t>
-      </w:r>
-    </w:p>
-    <w:p>
-      <w:pPr>
-        <w:spacing w:before="240" w:after="120"/>
-        <w:jc w:val="left"/>
-      </w:pPr>
-      <w:r>
-        <w:rPr>
-          <w:b/>
-          <w:sz w:val="24"/>
-        </w:rPr>
-        <w:t>V.3 — A liquidação é feita pela prestação de contas — que é comando do próprio título</w:t>
-      </w:r>
-    </w:p>
-    <w:p>
-      <w:r>
-        <w:rPr>
-          <w:b/>
-        </w:rPr>
-        <w:t>27.</w:t>
-      </w:r>
-      <w:r>
-        <w:t xml:space="preserve"> Não é necessário "pedido novo" para apurar o crédito, porque </w:t>
-      </w:r>
-      <w:r>
-        <w:rPr>
-          <w:b/>
-        </w:rPr>
-        <w:t>o título já contém o mecanismo de apuração</w:t>
-      </w:r>
-      <w:r>
-        <w:t xml:space="preserve">: a condenação do inventariante </w:t>
-      </w:r>
-      <w:r>
-        <w:rPr>
-          <w:b/>
-        </w:rPr>
-        <w:t>a prestar contas em juízo</w:t>
-      </w:r>
-      <w:r>
-        <w:t>.</w:t>
-      </w:r>
-    </w:p>
-    <w:p>
-      <w:r>
-        <w:rPr>
-          <w:b/>
-        </w:rPr>
-        <w:t>28.</w:t>
-      </w:r>
-      <w:r>
-        <w:t xml:space="preserve"> Prestar contas, na lição clássica de </w:t>
-      </w:r>
-      <w:r>
-        <w:rPr>
-          <w:b/>
-        </w:rPr>
-        <w:t>Adroaldo Furtado Fabrício</w:t>
-      </w:r>
-      <w:r>
-        <w:t xml:space="preserve"> — invocada na própria sentença —, é </w:t>
-      </w:r>
-      <w:r>
-        <w:rPr>
-          <w:i/>
-        </w:rPr>
-        <w:t xml:space="preserve">"fazer alguém a outrem pormenorizadamente, parcela por parcela, a exposição dos componentes de débito e crédito resultantes de determinada relação jurídica, </w:t>
-      </w:r>
-      <w:r>
-        <w:rPr>
-          <w:i/>
-        </w:rPr>
-        <w:t>concluindo pela apuração aritmética do saldo credor ou devedor</w:t>
-      </w:r>
-      <w:r>
-        <w:rPr>
-          <w:i/>
-        </w:rPr>
-        <w:t>"</w:t>
-      </w:r>
-      <w:r>
-        <w:t>.</w:t>
-      </w:r>
-    </w:p>
-    <w:p>
-      <w:r>
-        <w:rPr>
-          <w:b/>
-        </w:rPr>
-        <w:t>29.</w:t>
-      </w:r>
-      <w:r>
-        <w:t xml:space="preserve"> A prestação de contas do inventariante </w:t>
-      </w:r>
-      <w:r>
-        <w:rPr>
-          <w:b/>
-        </w:rPr>
-        <w:t>abrange, por definição legal, o destino dado ao produto da alienação de bens do acervo</w:t>
-      </w:r>
-      <w:r>
-        <w:t xml:space="preserve"> (CPC, art. 618, VII, e art. 553). E, apurado o saldo, </w:t>
-      </w:r>
-      <w:r>
-        <w:rPr>
-          <w:b/>
-        </w:rPr>
-        <w:t>ele próprio constitui título executivo</w:t>
-      </w:r>
-      <w:r>
-        <w:t xml:space="preserve"> (CPC, art. 552).</w:t>
-      </w:r>
-    </w:p>
-    <w:p>
-      <w:r>
-        <w:rPr>
-          <w:b/>
-        </w:rPr>
-        <w:t>30.</w:t>
-      </w:r>
-      <w:r>
-        <w:t xml:space="preserve"> Há aqui um paradoxo que merece o realce desta Corte: </w:t>
-      </w:r>
-      <w:r>
-        <w:rPr>
-          <w:b/>
-        </w:rPr>
-        <w:t>o agravante descumpriu por anos a obrigação de prestar contas e, agora, invoca a indefinição do valor — que a sua própria omissão causou — como argumento para se livrar da execução.</w:t>
-      </w:r>
-      <w:r>
-        <w:t xml:space="preserve"> </w:t>
-      </w:r>
-      <w:r>
-        <w:rPr>
-          <w:i/>
-        </w:rPr>
-        <w:t>Nemo auditur propriam turpitudinem allegans.</w:t>
-      </w:r>
-    </w:p>
-    <w:p>
-      <w:pPr>
-        <w:spacing w:before="240" w:after="120"/>
-        <w:jc w:val="left"/>
-      </w:pPr>
-      <w:r>
-        <w:rPr>
-          <w:b/>
-          <w:sz w:val="24"/>
-        </w:rPr>
-        <w:t>V.4 — O valor não é invenção da agravada: é afirmação do próprio agravante</w:t>
-      </w:r>
-    </w:p>
-    <w:p>
-      <w:r>
-        <w:rPr>
-          <w:b/>
-        </w:rPr>
-        <w:t>31.</w:t>
-      </w:r>
-      <w:r>
-        <w:t xml:space="preserve"> Consta dos autos que a Fazenda Palmeira foi alienada por </w:t>
-      </w:r>
-      <w:r>
-        <w:rPr>
-          <w:b/>
-        </w:rPr>
-        <w:t>R$ 3.500.000,00</w:t>
-      </w:r>
-      <w:r>
-        <w:t xml:space="preserve">, valor </w:t>
-      </w:r>
-      <w:r>
-        <w:rPr>
-          <w:b/>
-        </w:rPr>
-        <w:t>depositado em conta judicial</w:t>
-      </w:r>
-      <w:r>
-        <w:t xml:space="preserve"> nos autos da Ação de Petição de Herança nº 0009192-87.2015.8.27.2722 (Vara de Família e Sucessões de Gurupi/TO), para readequação da partilha após o reconhecimento judicial de herdeiros unilaterais. A transmissão formalizou-se por </w:t>
-      </w:r>
-      <w:r>
-        <w:rPr>
-          <w:b/>
-        </w:rPr>
-        <w:t>Carta de Adjudicação de 02/05/2018</w:t>
-      </w:r>
-      <w:r>
-        <w:t xml:space="preserve">, registrada sob </w:t>
-      </w:r>
-      <w:r>
-        <w:rPr>
-          <w:b/>
-        </w:rPr>
-        <w:t>R-12-6.631, em 26/09/2019</w:t>
-      </w:r>
-      <w:r>
-        <w:t>, em favor de Wyron Cézar Martins Costa.</w:t>
-      </w:r>
-    </w:p>
-    <w:p>
-      <w:r>
-        <w:rPr>
-          <w:b/>
-        </w:rPr>
-        <w:t>32.</w:t>
-      </w:r>
-      <w:r>
-        <w:t xml:space="preserve"> E foi o </w:t>
-      </w:r>
-      <w:r>
-        <w:rPr>
-          <w:b/>
-        </w:rPr>
-        <w:t>próprio agravante</w:t>
-      </w:r>
-      <w:r>
-        <w:t xml:space="preserve">, em petição protocolizada naqueles autos em </w:t>
-      </w:r>
-      <w:r>
-        <w:rPr>
-          <w:b/>
-        </w:rPr>
-        <w:t>15 de novembro de 2020</w:t>
-      </w:r>
-      <w:r>
-        <w:t>, quem declarou, textualmente:</w:t>
-      </w:r>
-    </w:p>
-    <w:p>
-      <w:pPr>
-        <w:spacing w:line="240" w:lineRule="auto" w:after="120"/>
-        <w:ind w:left="1134"/>
-      </w:pPr>
-      <w:r>
-        <w:rPr>
-          <w:i/>
-          <w:sz w:val="22"/>
-        </w:rPr>
-        <w:t xml:space="preserve">"No curso dos processos, após a avaliação judicial dos bens do acervo do espólio, chegou-se a um acordo sobre a partilha dos bens, onde extraiu-se a meação pertencente à meeira Terezinha Rodrigues Arruda; ficando os outros 50% para serem partilhados entre os 13 herdeiros; </w:t>
-      </w:r>
-      <w:r>
-        <w:rPr>
-          <w:i/>
-          <w:sz w:val="22"/>
-        </w:rPr>
-        <w:t>Feita a partilha, coube a cada herdeiro o montante de R$ 290.068,53</w:t>
-      </w:r>
-      <w:r>
-        <w:rPr>
-          <w:i/>
-          <w:sz w:val="22"/>
-        </w:rPr>
-        <w:t xml:space="preserve"> (...), conforme consta do acordo lançado no evento 150 dos autos."</w:t>
-      </w:r>
-    </w:p>
-    <w:p>
-      <w:r>
-        <w:t>E mais:</w:t>
-      </w:r>
-    </w:p>
-    <w:p>
-      <w:pPr>
-        <w:spacing w:line="240" w:lineRule="auto" w:after="120"/>
-        <w:ind w:left="1134"/>
-      </w:pPr>
-      <w:r>
-        <w:rPr>
-          <w:i/>
-          <w:sz w:val="22"/>
-        </w:rPr>
-        <w:t xml:space="preserve">"(...) os herdeiros </w:t>
-      </w:r>
-      <w:r>
-        <w:rPr>
-          <w:i/>
-          <w:sz w:val="22"/>
-        </w:rPr>
-        <w:t>BERILENE</w:t>
-      </w:r>
-      <w:r>
-        <w:rPr>
-          <w:i/>
-          <w:sz w:val="22"/>
-        </w:rPr>
-        <w:t xml:space="preserve">, </w:t>
-      </w:r>
-      <w:r>
-        <w:rPr>
-          <w:i/>
-          <w:sz w:val="22"/>
-        </w:rPr>
-        <w:t>MAGNÓLIA RODRIGUES COSTA</w:t>
-      </w:r>
-      <w:r>
-        <w:rPr>
-          <w:i/>
-          <w:sz w:val="22"/>
-        </w:rPr>
-        <w:t xml:space="preserve">, </w:t>
-      </w:r>
-      <w:r>
-        <w:rPr>
-          <w:i/>
-          <w:sz w:val="22"/>
-        </w:rPr>
-        <w:t>MARISTELA</w:t>
-      </w:r>
-      <w:r>
-        <w:rPr>
-          <w:i/>
-          <w:sz w:val="22"/>
-        </w:rPr>
-        <w:t xml:space="preserve">, </w:t>
-      </w:r>
-      <w:r>
-        <w:rPr>
-          <w:i/>
-          <w:sz w:val="22"/>
-        </w:rPr>
-        <w:t>MARLEM</w:t>
-      </w:r>
-      <w:r>
-        <w:rPr>
-          <w:i/>
-          <w:sz w:val="22"/>
-        </w:rPr>
-        <w:t xml:space="preserve"> e </w:t>
-      </w:r>
-      <w:r>
-        <w:rPr>
-          <w:i/>
-          <w:sz w:val="22"/>
-        </w:rPr>
-        <w:t>RAIMUNDO NONATO</w:t>
-      </w:r>
-      <w:r>
-        <w:rPr>
-          <w:i/>
-          <w:sz w:val="22"/>
-        </w:rPr>
-        <w:t xml:space="preserve">; e a meeira </w:t>
-      </w:r>
-      <w:r>
-        <w:rPr>
-          <w:i/>
-          <w:sz w:val="22"/>
-        </w:rPr>
-        <w:t>TEREZINHA</w:t>
-      </w:r>
-      <w:r>
-        <w:rPr>
-          <w:i/>
-          <w:sz w:val="22"/>
-        </w:rPr>
-        <w:t xml:space="preserve">, </w:t>
-      </w:r>
-      <w:r>
-        <w:rPr>
-          <w:i/>
-          <w:sz w:val="22"/>
-        </w:rPr>
-        <w:t>somente tiveram suas cotas de herança e de meação liberadas depois de 08/09 meses</w:t>
-      </w:r>
-      <w:r>
-        <w:rPr>
-          <w:i/>
-          <w:sz w:val="22"/>
-        </w:rPr>
-        <w:t xml:space="preserve"> após os herdeiros reconhecidos acima citados"</w:t>
-      </w:r>
-      <w:r>
-        <w:rPr>
-          <w:sz w:val="22"/>
-        </w:rPr>
-        <w:t xml:space="preserve"> — sendo que, antes, afirmara que tais herdeiros </w:t>
-      </w:r>
-      <w:r>
-        <w:rPr>
-          <w:b/>
-          <w:sz w:val="22"/>
-        </w:rPr>
-        <w:t>"foram preteridos com relação à expedição dos alvarás"</w:t>
-      </w:r>
-      <w:r>
-        <w:rPr>
-          <w:sz w:val="22"/>
-        </w:rPr>
-        <w:t>.</w:t>
-      </w:r>
-    </w:p>
-    <w:p>
-      <w:r>
-        <w:rPr>
-          <w:b/>
-        </w:rPr>
-        <w:t>33.</w:t>
-      </w:r>
-      <w:r>
-        <w:t xml:space="preserve"> Ou seja: </w:t>
-      </w:r>
-      <w:r>
-        <w:rPr>
-          <w:b/>
-        </w:rPr>
-        <w:t>o parâmetro econômico do crédito da agravada foi fixado em acordo judicial homologado e é reconhecido pelo próprio agravante</w:t>
-      </w:r>
-      <w:r>
-        <w:t xml:space="preserve">. Contra tal declaração, o que o agravante ofereceu na impugnação foi apenas a alegação genérica de que os recursos teriam sido "absorvidos" por dívidas do espólio — </w:t>
-      </w:r>
-      <w:r>
-        <w:rPr>
-          <w:b/>
-        </w:rPr>
-        <w:t>sem um único comprovante de repasse à agravada</w:t>
-      </w:r>
-      <w:r>
-        <w:t>.</w:t>
-      </w:r>
-    </w:p>
-    <w:p>
-      <w:r>
-        <w:rPr>
-          <w:b/>
-        </w:rPr>
-        <w:t>34.</w:t>
-      </w:r>
-      <w:r>
-        <w:t xml:space="preserve"> O que a agravada recebeu, de concreto, é irrisório frente ao seu quinhão:</w:t>
-      </w:r>
-    </w:p>
-    <w:tbl>
-      <w:tblPr>
-        <w:tblStyle w:val="TableGrid"/>
-        <w:tblW w:type="auto" w:w="0"/>
-        <w:tblLook w:firstColumn="1" w:firstRow="1" w:lastColumn="0" w:lastRow="0" w:noHBand="0" w:noVBand="1" w:val="04A0"/>
-      </w:tblPr>
-      <w:tblGrid>
-        <w:gridCol w:w="4702"/>
-        <w:gridCol w:w="4702"/>
-      </w:tblGrid>
-      <w:tr>
-        <w:tc>
-          <w:tcPr>
-            <w:tcW w:type="dxa" w:w="4702"/>
-          </w:tcPr>
-          <w:p>
-            <w:pPr>
-              <w:spacing w:line="240" w:lineRule="auto" w:after="40"/>
-              <w:jc w:val="left"/>
-            </w:pPr>
-            <w:r>
-              <w:rPr>
-                <w:b/>
-                <w:sz w:val="20"/>
-              </w:rPr>
-              <w:t>Verba recebida</w:t>
-            </w:r>
-          </w:p>
-        </w:tc>
-        <w:tc>
-          <w:tcPr>
-            <w:tcW w:type="dxa" w:w="4702"/>
-          </w:tcPr>
-          <w:p>
-            <w:pPr>
-              <w:spacing w:line="240" w:lineRule="auto" w:after="40"/>
-              <w:jc w:val="left"/>
-            </w:pPr>
-            <w:r>
-              <w:rPr>
-                <w:b/>
-                <w:sz w:val="20"/>
-              </w:rPr>
-              <w:t>Valor</w:t>
-            </w:r>
-          </w:p>
-        </w:tc>
-      </w:tr>
-      <w:tr>
-        <w:tc>
-          <w:tcPr>
-            <w:tcW w:type="dxa" w:w="4702"/>
-          </w:tcPr>
-          <w:p>
-            <w:pPr>
-              <w:spacing w:line="240" w:lineRule="auto" w:after="40"/>
-              <w:jc w:val="left"/>
-            </w:pPr>
-            <w:r>
-              <w:rPr>
-                <w:sz w:val="20"/>
-              </w:rPr>
-              <w:t>35 cabeças de gado + 1/7 da camionete Hilux (informado na inicial)</w:t>
-            </w:r>
-          </w:p>
-        </w:tc>
-        <w:tc>
-          <w:tcPr>
-            <w:tcW w:type="dxa" w:w="4702"/>
-          </w:tcPr>
-          <w:p>
-            <w:pPr>
-              <w:spacing w:line="240" w:lineRule="auto" w:after="40"/>
-              <w:jc w:val="left"/>
-            </w:pPr>
-            <w:r>
-              <w:rPr>
-                <w:sz w:val="20"/>
-              </w:rPr>
-              <w:t>R$ 22.214,28</w:t>
-            </w:r>
-          </w:p>
-        </w:tc>
-      </w:tr>
-      <w:tr>
-        <w:tc>
-          <w:tcPr>
-            <w:tcW w:type="dxa" w:w="4702"/>
-          </w:tcPr>
-          <w:p>
-            <w:pPr>
-              <w:spacing w:line="240" w:lineRule="auto" w:after="40"/>
-              <w:jc w:val="left"/>
-            </w:pPr>
-            <w:r>
-              <w:rPr>
-                <w:sz w:val="20"/>
-              </w:rPr>
-              <w:t>Trator Ford 6610 com implementos (adjudicação)</w:t>
-            </w:r>
-          </w:p>
-        </w:tc>
-        <w:tc>
-          <w:tcPr>
-            <w:tcW w:type="dxa" w:w="4702"/>
-          </w:tcPr>
-          <w:p>
-            <w:pPr>
-              <w:spacing w:line="240" w:lineRule="auto" w:after="40"/>
-              <w:jc w:val="left"/>
-            </w:pPr>
-            <w:r>
-              <w:rPr>
-                <w:sz w:val="20"/>
-              </w:rPr>
-              <w:t>R$ 35.000,00</w:t>
-            </w:r>
-          </w:p>
-        </w:tc>
-      </w:tr>
-      <w:tr>
-        <w:tc>
-          <w:tcPr>
-            <w:tcW w:type="dxa" w:w="4702"/>
-          </w:tcPr>
-          <w:p>
-            <w:pPr>
-              <w:spacing w:line="240" w:lineRule="auto" w:after="40"/>
-              <w:jc w:val="left"/>
-            </w:pPr>
-            <w:r>
-              <w:rPr>
-                <w:sz w:val="20"/>
-              </w:rPr>
-              <w:t>Alvará judicial</w:t>
-            </w:r>
-          </w:p>
-        </w:tc>
-        <w:tc>
-          <w:tcPr>
-            <w:tcW w:type="dxa" w:w="4702"/>
-          </w:tcPr>
-          <w:p>
-            <w:pPr>
-              <w:spacing w:line="240" w:lineRule="auto" w:after="40"/>
-              <w:jc w:val="left"/>
-            </w:pPr>
-            <w:r>
-              <w:rPr>
-                <w:sz w:val="20"/>
-              </w:rPr>
-              <w:t>R$ 6.394,80</w:t>
-            </w:r>
-          </w:p>
-        </w:tc>
-      </w:tr>
-    </w:tbl>
-    <w:p/>
-    <w:p>
-      <w:r>
-        <w:t xml:space="preserve">Contra um quinhão que, só na readequação da partilha, foi fixado em </w:t>
-      </w:r>
-      <w:r>
-        <w:rPr>
-          <w:b/>
-        </w:rPr>
-        <w:t>R$ 290.068,53</w:t>
-      </w:r>
-      <w:r>
-        <w:t xml:space="preserve"> por herdeiro.</w:t>
+        <w:t>não a decida</w:t>
+      </w:r>
+      <w:r>
+        <w:t>, deixando-a ao Juízo de origem, que a tem sob exame.</w:t>
       </w:r>
     </w:p>
     <w:p>
@@ -2993,7 +2239,7 @@
         <w:rPr>
           <w:b/>
         </w:rPr>
-        <w:t>35.</w:t>
+        <w:t>25.</w:t>
       </w:r>
       <w:r>
         <w:t xml:space="preserve"> Este capítulo da decisão agravada </w:t>
@@ -3099,7 +2345,7 @@
         <w:rPr>
           <w:b/>
         </w:rPr>
-        <w:t>36.</w:t>
+        <w:t>26.</w:t>
       </w:r>
       <w:r>
         <w:t xml:space="preserve"> Trata-se de </w:t>
@@ -3111,7 +2357,7 @@
         <w:t>norma cogente</w:t>
       </w:r>
       <w:r>
-        <w:t xml:space="preserve">, de aplicação vinculada, que não comporta mitigação. Conforme </w:t>
+        <w:t xml:space="preserve">, de aplicação vinculada. Conforme </w:t>
       </w:r>
       <w:r>
         <w:rPr>
@@ -3170,10 +2416,10 @@
         <w:rPr>
           <w:b/>
         </w:rPr>
-        <w:t>37.</w:t>
-      </w:r>
-      <w:r>
-        <w:t xml:space="preserve"> No caso, o agravante </w:t>
+        <w:t>27.</w:t>
+      </w:r>
+      <w:r>
+        <w:t xml:space="preserve"> O agravante </w:t>
       </w:r>
       <w:r>
         <w:rPr>
@@ -3200,7 +2446,7 @@
         <w:t>sequer enfrenta o fundamento da decisão</w:t>
       </w:r>
       <w:r>
-        <w:t>: limita-se a repetir o discurso da extrapolação do título, sem suprir o requisito legal cuja ausência motivou a rejeição.</w:t>
+        <w:t>: repete o discurso da extrapolação do título sem suprir o requisito legal cuja ausência motivou a rejeição.</w:t>
       </w:r>
     </w:p>
     <w:p>
@@ -3208,7 +2454,7 @@
         <w:rPr>
           <w:b/>
         </w:rPr>
-        <w:t>38.</w:t>
+        <w:t>28.</w:t>
       </w:r>
       <w:r>
         <w:t xml:space="preserve"> Nesse exato sentido, a jurisprudência desta Corte:</w:t>
@@ -3267,13 +2513,57 @@
     </w:p>
     <w:p>
       <w:r>
+        <w:t>E ainda:</w:t>
+      </w:r>
+    </w:p>
+    <w:p>
+      <w:pPr>
+        <w:spacing w:line="240" w:lineRule="auto" w:after="120"/>
+        <w:ind w:left="1134"/>
+      </w:pPr>
+      <w:r>
+        <w:rPr>
+          <w:i/>
+          <w:sz w:val="22"/>
+        </w:rPr>
+        <w:t xml:space="preserve">"Em se tratando de impugnação apresentada em sede de cumprimento de sentença, a matéria passível de alegação encontra limites bem desenhados no artigo 525 do Código de Processo Civil, razão pela qual </w:t>
+      </w:r>
+      <w:r>
+        <w:rPr>
+          <w:i/>
+          <w:sz w:val="22"/>
+        </w:rPr>
+        <w:t>não é possível suscitar matéria concernente ao mérito da ação principal</w:t>
+      </w:r>
+      <w:r>
+        <w:rPr>
+          <w:i/>
+          <w:sz w:val="22"/>
+        </w:rPr>
+        <w:t>, que, a propósito, encontra-se acobertada pela coisa julgada."</w:t>
+      </w:r>
+    </w:p>
+    <w:p>
+      <w:pPr>
+        <w:spacing w:line="240" w:lineRule="auto" w:after="120"/>
+        <w:ind w:left="1134"/>
+      </w:pPr>
+      <w:r>
+        <w:rPr>
+          <w:sz w:val="22"/>
+        </w:rPr>
+        <w:t>(TJTO, AI nº 0009638-15.2022.8.27.2700, Rel. Des. HELVÉCIO DE BRITO MAIA NETO, j. 30/11/2022, DJe 13/12/2022)</w:t>
+      </w:r>
+    </w:p>
+    <w:p>
+      <w:r>
         <w:rPr>
           <w:b/>
         </w:rPr>
-        <w:t>39.</w:t>
-      </w:r>
-      <w:r>
-        <w:t xml:space="preserve"> No mesmo diapasão, o Superior Tribunal de Justiça é firme quanto à impossibilidade de rediscussão do título na fase executiva:</w:t>
+        <w:t>29.</w:t>
+      </w:r>
+      <w:r>
+        <w:t xml:space="preserve"> No mesmo diapasão, o Superior Tribunal de Justiça:</w:t>
       </w:r>
     </w:p>
     <w:p>
@@ -3346,7 +2636,7 @@
           <w:b/>
           <w:sz w:val="25"/>
         </w:rPr>
-        <w:t>VII — DA ADJUDICAÇÃO DO TRATOR: PAGAMENTO PARCIAL, NÃO QUITAÇÃO</w:t>
+        <w:t>VII — DA ADJUDICAÇÃO DO TRATOR: CAPÍTULO SEM SUCUMBÊNCIA PARA O AGRAVANTE</w:t>
       </w:r>
     </w:p>
     <w:p>
@@ -3354,7 +2644,7 @@
         <w:rPr>
           <w:b/>
         </w:rPr>
-        <w:t>40.</w:t>
+        <w:t>30.</w:t>
       </w:r>
       <w:r>
         <w:t xml:space="preserve"> O agravante sustenta que a adjudicação de um </w:t>
@@ -3363,10 +2653,10 @@
         <w:rPr>
           <w:b/>
         </w:rPr>
-        <w:t>trator Ford 6610 com implementos, avaliado em R$ 35.000,00</w:t>
-      </w:r>
-      <w:r>
-        <w:t xml:space="preserve">, somada a um alvará de </w:t>
+        <w:t>trator Ford 6610, ano 1981, com implementos, avaliado em R$ 35.000,00</w:t>
+      </w:r>
+      <w:r>
+        <w:t xml:space="preserve">, somada ao alvará de </w:t>
       </w:r>
       <w:r>
         <w:rPr>
@@ -3383,82 +2673,57 @@
         <w:rPr>
           <w:b/>
         </w:rPr>
-        <w:t>41.</w:t>
-      </w:r>
-      <w:r>
-        <w:t xml:space="preserve"> A tese não resiste a exame algum:</w:t>
-      </w:r>
-    </w:p>
-    <w:p>
-      <w:pPr>
-        <w:pStyle w:val="ListBullet"/>
-        <w:spacing w:line="360" w:lineRule="auto"/>
-      </w:pPr>
+        <w:t>31.</w:t>
+      </w:r>
+      <w:r>
+        <w:t xml:space="preserve"> A decisão agravada, nesse ponto, </w:t>
+      </w:r>
       <w:r>
         <w:rPr>
           <w:b/>
         </w:rPr>
-        <w:t>(a)</w:t>
-      </w:r>
-      <w:r>
-        <w:t xml:space="preserve"> O recebimento de bem integrante do acervo hereditário configura, quando muito, </w:t>
+        <w:t>acolheu parcialmente a sua tese</w:t>
+      </w:r>
+      <w:r>
+        <w:t xml:space="preserve">: reconheceu a adjudicação como </w:t>
       </w:r>
       <w:r>
         <w:rPr>
           <w:b/>
         </w:rPr>
-        <w:t>antecipação/adiantamento</w:t>
-      </w:r>
-      <w:r>
-        <w:t xml:space="preserve">, sujeito a </w:t>
+        <w:t>pagamento parcial, a ser compensado oportunamente</w:t>
+      </w:r>
+      <w:r>
+        <w:t xml:space="preserve">. Não há, aqui, sucumbência — e, portanto, falta </w:t>
       </w:r>
       <w:r>
         <w:rPr>
           <w:b/>
         </w:rPr>
-        <w:t>abatimento</w:t>
-      </w:r>
-      <w:r>
-        <w:t xml:space="preserve"> no montante global — nunca causa extintiva da obrigação (aplicação analógica do art. 2.002 do CC, dever de colação);</w:t>
+        <w:t>interesse recursal</w:t>
+      </w:r>
+      <w:r>
+        <w:t>.</w:t>
       </w:r>
     </w:p>
     <w:p>
-      <w:pPr>
-        <w:pStyle w:val="ListBullet"/>
-        <w:spacing w:line="360" w:lineRule="auto"/>
-      </w:pPr>
       <w:r>
         <w:rPr>
           <w:b/>
         </w:rPr>
-        <w:t>(b)</w:t>
-      </w:r>
-      <w:r>
-        <w:t xml:space="preserve"> </w:t>
+        <w:t>32.</w:t>
+      </w:r>
+      <w:r>
+        <w:t xml:space="preserve"> No mérito, de todo modo: o recebimento de bem do acervo configura, quando muito, </w:t>
       </w:r>
       <w:r>
         <w:rPr>
           <w:b/>
         </w:rPr>
-        <w:t>R$ 41.394,80 não quitam R$ 290.068,53.</w:t>
-      </w:r>
-      <w:r>
-        <w:t xml:space="preserve"> A desproporção é aritmética e dispensa argumentação;</w:t>
-      </w:r>
-    </w:p>
-    <w:p>
-      <w:pPr>
-        <w:pStyle w:val="ListBullet"/>
-        <w:spacing w:line="360" w:lineRule="auto"/>
-      </w:pPr>
-      <w:r>
-        <w:rPr>
-          <w:b/>
-        </w:rPr>
-        <w:t>(c)</w:t>
-      </w:r>
-      <w:r>
-        <w:t xml:space="preserve"> O ônus de provar o fato </w:t>
+        <w:t>antecipação sujeita a abatimento</w:t>
+      </w:r>
+      <w:r>
+        <w:t xml:space="preserve"> (aplicação analógica do art. 2.002 do CC), jamais causa extintiva; o ônus de provar fato </w:t>
       </w:r>
       <w:r>
         <w:rPr>
@@ -3467,22 +2732,7 @@
         <w:t>extintivo</w:t>
       </w:r>
       <w:r>
-        <w:t xml:space="preserve"> da obrigação é do executado (CPC, art. 373, II) — e dele o agravante não se desincumbiu, como expressamente consignou a decisão agravada;</w:t>
-      </w:r>
-    </w:p>
-    <w:p>
-      <w:pPr>
-        <w:pStyle w:val="ListBullet"/>
-        <w:spacing w:line="360" w:lineRule="auto"/>
-      </w:pPr>
-      <w:r>
-        <w:rPr>
-          <w:b/>
-        </w:rPr>
-        <w:t>(d)</w:t>
-      </w:r>
-      <w:r>
-        <w:t xml:space="preserve"> A pretensão de equiparar pagamento parcial a quitação integral configuraria </w:t>
+        <w:t xml:space="preserve"> é do executado (CPC, art. 373, II); e a equiparação entre pagamento parcial e quitação integral implicaria </w:t>
       </w:r>
       <w:r>
         <w:rPr>
@@ -3499,37 +2749,28 @@
         <w:rPr>
           <w:b/>
         </w:rPr>
-        <w:t>42.</w:t>
-      </w:r>
-      <w:r>
-        <w:t xml:space="preserve"> Registre-se: a decisão agravada, neste ponto, </w:t>
+        <w:t>33.</w:t>
+      </w:r>
+      <w:r>
+        <w:t xml:space="preserve"> Registre-se, por dever de lealdade, que </w:t>
       </w:r>
       <w:r>
         <w:rPr>
           <w:b/>
         </w:rPr>
-        <w:t>é favorável ao agravante</w:t>
-      </w:r>
-      <w:r>
-        <w:t xml:space="preserve"> — ela </w:t>
+        <w:t>a agravada não nega esses recebimentos</w:t>
+      </w:r>
+      <w:r>
+        <w:t xml:space="preserve">: a planilha do evento 334 </w:t>
       </w:r>
       <w:r>
         <w:rPr>
           <w:b/>
         </w:rPr>
-        <w:t>reconheceu</w:t>
-      </w:r>
-      <w:r>
-        <w:t xml:space="preserve"> a adjudicação como pagamento parcial, </w:t>
-      </w:r>
-      <w:r>
-        <w:rPr>
-          <w:b/>
-        </w:rPr>
-        <w:t>a ser compensado oportunamente</w:t>
-      </w:r>
-      <w:r>
-        <w:t>. Não há, aqui, sucumbência a justificar interesse recursal.</w:t>
+        <w:t>deduz expressamente</w:t>
+      </w:r>
+      <w:r>
+        <w:t xml:space="preserve"> o trator (−R$ 35.000,00) e o alvará (−R$ 6.394,80), atualizados. O que se discute é o saldo — e essa discussão está, hoje, no primeiro grau.</w:t>
       </w:r>
     </w:p>
     <w:p>
@@ -3550,7 +2791,7 @@
           <w:b/>
           <w:sz w:val="25"/>
         </w:rPr>
-        <w:t>VIII — DA PRESTAÇÃO DE CONTAS E DAS ASTREINTES: CAPÍTULO NÃO IMPUGNADO</w:t>
+        <w:t>VIII — DA PRESTAÇÃO DE CONTAS: CAPÍTULO NÃO IMPUGNADO</w:t>
       </w:r>
     </w:p>
     <w:p>
@@ -3558,7 +2799,7 @@
         <w:rPr>
           <w:b/>
         </w:rPr>
-        <w:t>43.</w:t>
+        <w:t>34.</w:t>
       </w:r>
       <w:r>
         <w:t xml:space="preserve"> A obrigação de prestar contas é </w:t>
@@ -3570,16 +2811,16 @@
         <w:t>comando expresso do título transitado em julgado</w:t>
       </w:r>
       <w:r>
-        <w:t xml:space="preserve">, e o próprio agravante </w:t>
+        <w:t xml:space="preserve">, e o agravante </w:t>
       </w:r>
       <w:r>
         <w:rPr>
           <w:b/>
         </w:rPr>
-        <w:t>não a impugna em suas razões recursais</w:t>
-      </w:r>
-      <w:r>
-        <w:t xml:space="preserve"> — silêncio eloquente, que reconhece a legitimidade da determinação.</w:t>
+        <w:t>não a impugna</w:t>
+      </w:r>
+      <w:r>
+        <w:t xml:space="preserve"> em suas razões recursais — silêncio eloquente.</w:t>
       </w:r>
     </w:p>
     <w:p>
@@ -3587,7 +2828,7 @@
         <w:rPr>
           <w:b/>
         </w:rPr>
-        <w:t>44.</w:t>
+        <w:t>35.</w:t>
       </w:r>
       <w:r>
         <w:t xml:space="preserve"> A decisão liminar do evento 7 foi explícita ao </w:t>
@@ -3617,7 +2858,7 @@
         <w:rPr>
           <w:i/>
         </w:rPr>
-        <w:t>, os atos avaliatórios determinados ou em curso (...)"</w:t>
+        <w:t>, os atos avaliatórios determinados ou em curso (…)"</w:t>
       </w:r>
       <w:r>
         <w:t>.</w:t>
@@ -3628,10 +2869,10 @@
         <w:rPr>
           <w:b/>
         </w:rPr>
-        <w:t>45.</w:t>
-      </w:r>
-      <w:r>
-        <w:t xml:space="preserve"> A fixação de multa diária, na forma dos arts. 536, § 1º, e 537 do CPC, é </w:t>
+        <w:t>36.</w:t>
+      </w:r>
+      <w:r>
+        <w:t xml:space="preserve"> A fixação de multa diária (CPC, arts. 536, § 1º, e 537) é </w:t>
       </w:r>
       <w:r>
         <w:rPr>
@@ -3640,36 +2881,27 @@
         <w:t>instrumento ordinário de efetivação</w:t>
       </w:r>
       <w:r>
-        <w:t xml:space="preserve"> de obrigação de fazer descumprida — e aqui o descumprimento é </w:t>
-      </w:r>
+        <w:t xml:space="preserve"> de obrigação de fazer descumprida desde 2023.</w:t>
+      </w:r>
+    </w:p>
+    <w:p>
       <w:r>
         <w:rPr>
           <w:b/>
         </w:rPr>
-        <w:t>reiterado desde 2023</w:t>
-      </w:r>
-      <w:r>
-        <w:t>.</w:t>
-      </w:r>
-    </w:p>
-    <w:p>
+        <w:t>37.</w:t>
+      </w:r>
+      <w:r>
+        <w:t xml:space="preserve"> A prestação de contas ofertada no evento 347 revelou </w:t>
+      </w:r>
       <w:r>
         <w:rPr>
           <w:b/>
         </w:rPr>
-        <w:t>46.</w:t>
-      </w:r>
-      <w:r>
-        <w:t xml:space="preserve"> Anote-se, ainda, que a prestação de contas ofertada no evento 347 revelou </w:t>
-      </w:r>
-      <w:r>
-        <w:rPr>
-          <w:b/>
-        </w:rPr>
-        <w:t>saldos expressivos do *de cujus* à data do óbito</w:t>
-      </w:r>
-      <w:r>
-        <w:t>, jamais partilhados:</w:t>
+        <w:t>saldos do *de cujus* à data do óbito</w:t>
+      </w:r>
+      <w:r>
+        <w:t xml:space="preserve"> jamais partilhados:</w:t>
       </w:r>
     </w:p>
     <w:tbl>
@@ -3734,7 +2966,7 @@
                 <w:b/>
                 <w:sz w:val="20"/>
               </w:rPr>
-              <w:t>Saldo ao tempo do óbito</w:t>
+              <w:t>Saldo em 10/02/2015</w:t>
             </w:r>
           </w:p>
         </w:tc>
@@ -3823,7 +3055,7 @@
               <w:rPr>
                 <w:sz w:val="20"/>
               </w:rPr>
-              <w:t>Ag. 3863, C/P 00004528-7</w:t>
+              <w:t>Ag. 3863, C/P 4528-7</w:t>
             </w:r>
           </w:p>
         </w:tc>
@@ -4004,7 +3236,7 @@
     <w:p/>
     <w:p>
       <w:r>
-        <w:t xml:space="preserve">A justificativa do agravante — de que as contas eram </w:t>
+        <w:t xml:space="preserve">A justificativa de que as contas eram </w:t>
       </w:r>
       <w:r>
         <w:rPr>
@@ -4013,7 +3245,7 @@
         <w:t>conjuntas</w:t>
       </w:r>
       <w:r>
-        <w:t xml:space="preserve"> com a meeira — não tem o efeito jurídico pretendido: a solidariedade ativa perante o banco diz respeito apenas à </w:t>
+        <w:t xml:space="preserve"> com a meeira não tem o efeito pretendido: a solidariedade ativa perante o banco diz respeito à </w:t>
       </w:r>
       <w:r>
         <w:rPr>
@@ -4031,7 +3263,16 @@
         <w:t>não altera a titularidade material</w:t>
       </w:r>
       <w:r>
-        <w:t xml:space="preserve"> dos haveres, que integraram o acervo hereditário no instante da abertura da sucessão.</w:t>
+        <w:t xml:space="preserve"> dos haveres, que integraram o acervo hereditário no instante da abertura da sucessão. O dever de prestar contas é do </w:t>
+      </w:r>
+      <w:r>
+        <w:rPr>
+          <w:b/>
+        </w:rPr>
+        <w:t>inventariante</w:t>
+      </w:r>
+      <w:r>
+        <w:t xml:space="preserve"> (CPC, art. 618, VII) — e é intransferível.</w:t>
       </w:r>
     </w:p>
     <w:p>
@@ -4052,7 +3293,928 @@
           <w:b/>
           <w:sz w:val="25"/>
         </w:rPr>
-        <w:t>IX — QUADRO-SÍNTESE DE DATAS, VALORES E DOCUMENTOS</w:t>
+        <w:t>IX — O NÚCLEO INCONTROVERSO: A FRAÇÃO DE 7,14% SOBRE OS IMÓVEIS URBANOS</w:t>
+      </w:r>
+    </w:p>
+    <w:p>
+      <w:r>
+        <w:rPr>
+          <w:b/>
+        </w:rPr>
+        <w:t>38.</w:t>
+      </w:r>
+      <w:r>
+        <w:t xml:space="preserve"> Seja qual for o desfecho da discussão contábil pendente no primeiro grau, </w:t>
+      </w:r>
+      <w:r>
+        <w:rPr>
+          <w:b/>
+        </w:rPr>
+        <w:t>um ponto é incontroverso e reconhecido pelo próprio agravante</w:t>
+      </w:r>
+      <w:r>
+        <w:t xml:space="preserve">: a agravada é titular de </w:t>
+      </w:r>
+      <w:r>
+        <w:rPr>
+          <w:b/>
+        </w:rPr>
+        <w:t>7,14%</w:t>
+      </w:r>
+      <w:r>
+        <w:t xml:space="preserve"> dos imóveis urbanos que compõem a partilha — assim consignado, expressamente, na petição do evento 347, e assim registrado nas matrículas.</w:t>
+      </w:r>
+    </w:p>
+    <w:p>
+      <w:r>
+        <w:rPr>
+          <w:b/>
+        </w:rPr>
+        <w:t>39.</w:t>
+      </w:r>
+      <w:r>
+        <w:t xml:space="preserve"> Esses bens foram </w:t>
+      </w:r>
+      <w:r>
+        <w:rPr>
+          <w:b/>
+        </w:rPr>
+        <w:t>judicialmente avaliados</w:t>
+      </w:r>
+      <w:r>
+        <w:t xml:space="preserve"> ao longo do cumprimento de sentença:</w:t>
+      </w:r>
+    </w:p>
+    <w:tbl>
+      <w:tblPr>
+        <w:tblStyle w:val="TableGrid"/>
+        <w:tblW w:type="auto" w:w="0"/>
+        <w:tblLook w:firstColumn="1" w:firstRow="1" w:lastColumn="0" w:lastRow="0" w:noHBand="0" w:noVBand="1" w:val="04A0"/>
+      </w:tblPr>
+      <w:tblGrid>
+        <w:gridCol w:w="2351"/>
+        <w:gridCol w:w="2351"/>
+        <w:gridCol w:w="2351"/>
+        <w:gridCol w:w="2351"/>
+      </w:tblGrid>
+      <w:tr>
+        <w:tc>
+          <w:tcPr>
+            <w:tcW w:type="dxa" w:w="2351"/>
+          </w:tcPr>
+          <w:p>
+            <w:pPr>
+              <w:spacing w:line="240" w:lineRule="auto" w:after="40"/>
+              <w:jc w:val="left"/>
+            </w:pPr>
+            <w:r>
+              <w:rPr>
+                <w:b/>
+                <w:sz w:val="20"/>
+              </w:rPr>
+              <w:t>Imóvel</w:t>
+            </w:r>
+          </w:p>
+        </w:tc>
+        <w:tc>
+          <w:tcPr>
+            <w:tcW w:type="dxa" w:w="2351"/>
+          </w:tcPr>
+          <w:p>
+            <w:pPr>
+              <w:spacing w:line="240" w:lineRule="auto" w:after="40"/>
+              <w:jc w:val="left"/>
+            </w:pPr>
+            <w:r>
+              <w:rPr>
+                <w:b/>
+                <w:sz w:val="20"/>
+              </w:rPr>
+              <w:t>Área</w:t>
+            </w:r>
+          </w:p>
+        </w:tc>
+        <w:tc>
+          <w:tcPr>
+            <w:tcW w:type="dxa" w:w="2351"/>
+          </w:tcPr>
+          <w:p>
+            <w:pPr>
+              <w:spacing w:line="240" w:lineRule="auto" w:after="40"/>
+              <w:jc w:val="left"/>
+            </w:pPr>
+            <w:r>
+              <w:rPr>
+                <w:b/>
+                <w:sz w:val="20"/>
+              </w:rPr>
+              <w:t>Avaliação</w:t>
+            </w:r>
+          </w:p>
+        </w:tc>
+        <w:tc>
+          <w:tcPr>
+            <w:tcW w:type="dxa" w:w="2351"/>
+          </w:tcPr>
+          <w:p>
+            <w:pPr>
+              <w:spacing w:line="240" w:lineRule="auto" w:after="40"/>
+              <w:jc w:val="left"/>
+            </w:pPr>
+            <w:r>
+              <w:rPr>
+                <w:b/>
+                <w:sz w:val="20"/>
+              </w:rPr>
+              <w:t>Evento</w:t>
+            </w:r>
+          </w:p>
+        </w:tc>
+      </w:tr>
+      <w:tr>
+        <w:tc>
+          <w:tcPr>
+            <w:tcW w:type="dxa" w:w="2351"/>
+          </w:tcPr>
+          <w:p>
+            <w:pPr>
+              <w:spacing w:line="240" w:lineRule="auto" w:after="40"/>
+              <w:jc w:val="left"/>
+            </w:pPr>
+            <w:r>
+              <w:rPr>
+                <w:sz w:val="20"/>
+              </w:rPr>
+              <w:t>Lote 01, Q. 66, Av. Amazonas esq. Rua 03, Gurupi</w:t>
+            </w:r>
+          </w:p>
+        </w:tc>
+        <w:tc>
+          <w:tcPr>
+            <w:tcW w:type="dxa" w:w="2351"/>
+          </w:tcPr>
+          <w:p>
+            <w:pPr>
+              <w:spacing w:line="240" w:lineRule="auto" w:after="40"/>
+              <w:jc w:val="left"/>
+            </w:pPr>
+            <w:r>
+              <w:rPr>
+                <w:sz w:val="20"/>
+              </w:rPr>
+              <w:t>700 m²</w:t>
+            </w:r>
+          </w:p>
+        </w:tc>
+        <w:tc>
+          <w:tcPr>
+            <w:tcW w:type="dxa" w:w="2351"/>
+          </w:tcPr>
+          <w:p>
+            <w:pPr>
+              <w:spacing w:line="240" w:lineRule="auto" w:after="40"/>
+              <w:jc w:val="left"/>
+            </w:pPr>
+            <w:r>
+              <w:rPr>
+                <w:sz w:val="20"/>
+              </w:rPr>
+              <w:t>R$ 1.100.000,00</w:t>
+            </w:r>
+          </w:p>
+        </w:tc>
+        <w:tc>
+          <w:tcPr>
+            <w:tcW w:type="dxa" w:w="2351"/>
+          </w:tcPr>
+          <w:p>
+            <w:pPr>
+              <w:spacing w:line="240" w:lineRule="auto" w:after="40"/>
+              <w:jc w:val="left"/>
+            </w:pPr>
+            <w:r>
+              <w:rPr>
+                <w:sz w:val="20"/>
+              </w:rPr>
+              <w:t>259</w:t>
+            </w:r>
+          </w:p>
+        </w:tc>
+      </w:tr>
+      <w:tr>
+        <w:tc>
+          <w:tcPr>
+            <w:tcW w:type="dxa" w:w="2351"/>
+          </w:tcPr>
+          <w:p>
+            <w:pPr>
+              <w:spacing w:line="240" w:lineRule="auto" w:after="40"/>
+              <w:jc w:val="left"/>
+            </w:pPr>
+            <w:r>
+              <w:rPr>
+                <w:sz w:val="20"/>
+              </w:rPr>
+              <w:t>Lotes 09 e 07, Q. 60, Rua 10, Gurupi (em conjunto)</w:t>
+            </w:r>
+          </w:p>
+        </w:tc>
+        <w:tc>
+          <w:tcPr>
+            <w:tcW w:type="dxa" w:w="2351"/>
+          </w:tcPr>
+          <w:p>
+            <w:pPr>
+              <w:spacing w:line="240" w:lineRule="auto" w:after="40"/>
+              <w:jc w:val="left"/>
+            </w:pPr>
+            <w:r>
+              <w:rPr>
+                <w:sz w:val="20"/>
+              </w:rPr>
+              <w:t>750 m²</w:t>
+            </w:r>
+          </w:p>
+        </w:tc>
+        <w:tc>
+          <w:tcPr>
+            <w:tcW w:type="dxa" w:w="2351"/>
+          </w:tcPr>
+          <w:p>
+            <w:pPr>
+              <w:spacing w:line="240" w:lineRule="auto" w:after="40"/>
+              <w:jc w:val="left"/>
+            </w:pPr>
+            <w:r>
+              <w:rPr>
+                <w:sz w:val="20"/>
+              </w:rPr>
+              <w:t>R$ 1.100.000,00</w:t>
+            </w:r>
+          </w:p>
+        </w:tc>
+        <w:tc>
+          <w:tcPr>
+            <w:tcW w:type="dxa" w:w="2351"/>
+          </w:tcPr>
+          <w:p>
+            <w:pPr>
+              <w:spacing w:line="240" w:lineRule="auto" w:after="40"/>
+              <w:jc w:val="left"/>
+            </w:pPr>
+            <w:r>
+              <w:rPr>
+                <w:sz w:val="20"/>
+              </w:rPr>
+              <w:t>245</w:t>
+            </w:r>
+          </w:p>
+        </w:tc>
+      </w:tr>
+      <w:tr>
+        <w:tc>
+          <w:tcPr>
+            <w:tcW w:type="dxa" w:w="2351"/>
+          </w:tcPr>
+          <w:p>
+            <w:pPr>
+              <w:spacing w:line="240" w:lineRule="auto" w:after="40"/>
+              <w:jc w:val="left"/>
+            </w:pPr>
+            <w:r>
+              <w:rPr>
+                <w:sz w:val="20"/>
+              </w:rPr>
+              <w:t>Lote 05, Q. 17, Av. Goiás, Gurupi</w:t>
+            </w:r>
+          </w:p>
+        </w:tc>
+        <w:tc>
+          <w:tcPr>
+            <w:tcW w:type="dxa" w:w="2351"/>
+          </w:tcPr>
+          <w:p>
+            <w:pPr>
+              <w:spacing w:line="240" w:lineRule="auto" w:after="40"/>
+              <w:jc w:val="left"/>
+            </w:pPr>
+            <w:r>
+              <w:rPr>
+                <w:sz w:val="20"/>
+              </w:rPr>
+              <w:t>525 m²</w:t>
+            </w:r>
+          </w:p>
+        </w:tc>
+        <w:tc>
+          <w:tcPr>
+            <w:tcW w:type="dxa" w:w="2351"/>
+          </w:tcPr>
+          <w:p>
+            <w:pPr>
+              <w:spacing w:line="240" w:lineRule="auto" w:after="40"/>
+              <w:jc w:val="left"/>
+            </w:pPr>
+            <w:r>
+              <w:rPr>
+                <w:sz w:val="20"/>
+              </w:rPr>
+              <w:t>R$ 850.000,00</w:t>
+            </w:r>
+          </w:p>
+        </w:tc>
+        <w:tc>
+          <w:tcPr>
+            <w:tcW w:type="dxa" w:w="2351"/>
+          </w:tcPr>
+          <w:p>
+            <w:pPr>
+              <w:spacing w:line="240" w:lineRule="auto" w:after="40"/>
+              <w:jc w:val="left"/>
+            </w:pPr>
+            <w:r>
+              <w:rPr>
+                <w:sz w:val="20"/>
+              </w:rPr>
+              <w:t>246</w:t>
+            </w:r>
+          </w:p>
+        </w:tc>
+      </w:tr>
+      <w:tr>
+        <w:tc>
+          <w:tcPr>
+            <w:tcW w:type="dxa" w:w="2351"/>
+          </w:tcPr>
+          <w:p>
+            <w:pPr>
+              <w:spacing w:line="240" w:lineRule="auto" w:after="40"/>
+              <w:jc w:val="left"/>
+            </w:pPr>
+            <w:r>
+              <w:rPr>
+                <w:sz w:val="20"/>
+              </w:rPr>
+              <w:t>Lote 06, Q. 60, Av. Amazonas esq. Rua 10, Gurupi</w:t>
+            </w:r>
+          </w:p>
+        </w:tc>
+        <w:tc>
+          <w:tcPr>
+            <w:tcW w:type="dxa" w:w="2351"/>
+          </w:tcPr>
+          <w:p>
+            <w:pPr>
+              <w:spacing w:line="240" w:lineRule="auto" w:after="40"/>
+              <w:jc w:val="left"/>
+            </w:pPr>
+            <w:r>
+              <w:rPr>
+                <w:sz w:val="20"/>
+              </w:rPr>
+              <w:t>700 m²</w:t>
+            </w:r>
+          </w:p>
+        </w:tc>
+        <w:tc>
+          <w:tcPr>
+            <w:tcW w:type="dxa" w:w="2351"/>
+          </w:tcPr>
+          <w:p>
+            <w:pPr>
+              <w:spacing w:line="240" w:lineRule="auto" w:after="40"/>
+              <w:jc w:val="left"/>
+            </w:pPr>
+            <w:r>
+              <w:rPr>
+                <w:sz w:val="20"/>
+              </w:rPr>
+              <w:t>R$ 610.000,00</w:t>
+            </w:r>
+          </w:p>
+        </w:tc>
+        <w:tc>
+          <w:tcPr>
+            <w:tcW w:type="dxa" w:w="2351"/>
+          </w:tcPr>
+          <w:p>
+            <w:pPr>
+              <w:spacing w:line="240" w:lineRule="auto" w:after="40"/>
+              <w:jc w:val="left"/>
+            </w:pPr>
+            <w:r>
+              <w:rPr>
+                <w:sz w:val="20"/>
+              </w:rPr>
+              <w:t>258</w:t>
+            </w:r>
+          </w:p>
+        </w:tc>
+      </w:tr>
+      <w:tr>
+        <w:tc>
+          <w:tcPr>
+            <w:tcW w:type="dxa" w:w="2351"/>
+          </w:tcPr>
+          <w:p>
+            <w:pPr>
+              <w:spacing w:line="240" w:lineRule="auto" w:after="40"/>
+              <w:jc w:val="left"/>
+            </w:pPr>
+            <w:r>
+              <w:rPr>
+                <w:sz w:val="20"/>
+              </w:rPr>
+              <w:t>Lote 01-parte, Q. 257, Av. Paraná esq. Rua 10, Gurupi</w:t>
+            </w:r>
+          </w:p>
+        </w:tc>
+        <w:tc>
+          <w:tcPr>
+            <w:tcW w:type="dxa" w:w="2351"/>
+          </w:tcPr>
+          <w:p>
+            <w:pPr>
+              <w:spacing w:line="240" w:lineRule="auto" w:after="40"/>
+              <w:jc w:val="left"/>
+            </w:pPr>
+            <w:r>
+              <w:rPr>
+                <w:sz w:val="20"/>
+              </w:rPr>
+              <w:t>312,50 m²</w:t>
+            </w:r>
+          </w:p>
+        </w:tc>
+        <w:tc>
+          <w:tcPr>
+            <w:tcW w:type="dxa" w:w="2351"/>
+          </w:tcPr>
+          <w:p>
+            <w:pPr>
+              <w:spacing w:line="240" w:lineRule="auto" w:after="40"/>
+              <w:jc w:val="left"/>
+            </w:pPr>
+            <w:r>
+              <w:rPr>
+                <w:sz w:val="20"/>
+              </w:rPr>
+              <w:t>R$ 350.000,00</w:t>
+            </w:r>
+          </w:p>
+        </w:tc>
+        <w:tc>
+          <w:tcPr>
+            <w:tcW w:type="dxa" w:w="2351"/>
+          </w:tcPr>
+          <w:p>
+            <w:pPr>
+              <w:spacing w:line="240" w:lineRule="auto" w:after="40"/>
+              <w:jc w:val="left"/>
+            </w:pPr>
+            <w:r>
+              <w:rPr>
+                <w:sz w:val="20"/>
+              </w:rPr>
+              <w:t>255</w:t>
+            </w:r>
+          </w:p>
+        </w:tc>
+      </w:tr>
+      <w:tr>
+        <w:tc>
+          <w:tcPr>
+            <w:tcW w:type="dxa" w:w="2351"/>
+          </w:tcPr>
+          <w:p>
+            <w:pPr>
+              <w:spacing w:line="240" w:lineRule="auto" w:after="40"/>
+              <w:jc w:val="left"/>
+            </w:pPr>
+            <w:r>
+              <w:rPr>
+                <w:sz w:val="20"/>
+              </w:rPr>
+              <w:t>Lote 13-parte, Q. 02, Rua 02, Gurupi</w:t>
+            </w:r>
+          </w:p>
+        </w:tc>
+        <w:tc>
+          <w:tcPr>
+            <w:tcW w:type="dxa" w:w="2351"/>
+          </w:tcPr>
+          <w:p>
+            <w:pPr>
+              <w:spacing w:line="240" w:lineRule="auto" w:after="40"/>
+              <w:jc w:val="left"/>
+            </w:pPr>
+            <w:r>
+              <w:rPr>
+                <w:sz w:val="20"/>
+              </w:rPr>
+              <w:t>300 m²</w:t>
+            </w:r>
+          </w:p>
+        </w:tc>
+        <w:tc>
+          <w:tcPr>
+            <w:tcW w:type="dxa" w:w="2351"/>
+          </w:tcPr>
+          <w:p>
+            <w:pPr>
+              <w:spacing w:line="240" w:lineRule="auto" w:after="40"/>
+              <w:jc w:val="left"/>
+            </w:pPr>
+            <w:r>
+              <w:rPr>
+                <w:sz w:val="20"/>
+              </w:rPr>
+              <w:t>R$ 300.000,00</w:t>
+            </w:r>
+          </w:p>
+        </w:tc>
+        <w:tc>
+          <w:tcPr>
+            <w:tcW w:type="dxa" w:w="2351"/>
+          </w:tcPr>
+          <w:p>
+            <w:pPr>
+              <w:spacing w:line="240" w:lineRule="auto" w:after="40"/>
+              <w:jc w:val="left"/>
+            </w:pPr>
+            <w:r>
+              <w:rPr>
+                <w:sz w:val="20"/>
+              </w:rPr>
+              <w:t>257</w:t>
+            </w:r>
+          </w:p>
+        </w:tc>
+      </w:tr>
+      <w:tr>
+        <w:tc>
+          <w:tcPr>
+            <w:tcW w:type="dxa" w:w="2351"/>
+          </w:tcPr>
+          <w:p>
+            <w:pPr>
+              <w:spacing w:line="240" w:lineRule="auto" w:after="40"/>
+              <w:jc w:val="left"/>
+            </w:pPr>
+            <w:r>
+              <w:rPr>
+                <w:sz w:val="20"/>
+              </w:rPr>
+              <w:t>Lote 04, Q. 65, Av. Central E esq. Rua 09, Gurupi</w:t>
+            </w:r>
+          </w:p>
+        </w:tc>
+        <w:tc>
+          <w:tcPr>
+            <w:tcW w:type="dxa" w:w="2351"/>
+          </w:tcPr>
+          <w:p>
+            <w:pPr>
+              <w:spacing w:line="240" w:lineRule="auto" w:after="40"/>
+              <w:jc w:val="left"/>
+            </w:pPr>
+            <w:r>
+              <w:rPr>
+                <w:sz w:val="20"/>
+              </w:rPr>
+              <w:t>815 m²</w:t>
+            </w:r>
+          </w:p>
+        </w:tc>
+        <w:tc>
+          <w:tcPr>
+            <w:tcW w:type="dxa" w:w="2351"/>
+          </w:tcPr>
+          <w:p>
+            <w:pPr>
+              <w:spacing w:line="240" w:lineRule="auto" w:after="40"/>
+              <w:jc w:val="left"/>
+            </w:pPr>
+            <w:r>
+              <w:rPr>
+                <w:sz w:val="20"/>
+              </w:rPr>
+              <w:t>R$ 285.000,00</w:t>
+            </w:r>
+          </w:p>
+        </w:tc>
+        <w:tc>
+          <w:tcPr>
+            <w:tcW w:type="dxa" w:w="2351"/>
+          </w:tcPr>
+          <w:p>
+            <w:pPr>
+              <w:spacing w:line="240" w:lineRule="auto" w:after="40"/>
+              <w:jc w:val="left"/>
+            </w:pPr>
+            <w:r>
+              <w:rPr>
+                <w:sz w:val="20"/>
+              </w:rPr>
+              <w:t>294</w:t>
+            </w:r>
+          </w:p>
+        </w:tc>
+      </w:tr>
+      <w:tr>
+        <w:tc>
+          <w:tcPr>
+            <w:tcW w:type="dxa" w:w="2351"/>
+          </w:tcPr>
+          <w:p>
+            <w:pPr>
+              <w:spacing w:line="240" w:lineRule="auto" w:after="40"/>
+              <w:jc w:val="left"/>
+            </w:pPr>
+            <w:r>
+              <w:rPr>
+                <w:sz w:val="20"/>
+              </w:rPr>
+              <w:t>Lote 14-A, Q. 123, Av. Ceará, Gurupi</w:t>
+            </w:r>
+          </w:p>
+        </w:tc>
+        <w:tc>
+          <w:tcPr>
+            <w:tcW w:type="dxa" w:w="2351"/>
+          </w:tcPr>
+          <w:p>
+            <w:pPr>
+              <w:spacing w:line="240" w:lineRule="auto" w:after="40"/>
+              <w:jc w:val="left"/>
+            </w:pPr>
+            <w:r>
+              <w:rPr>
+                <w:sz w:val="20"/>
+              </w:rPr>
+              <w:t>350 m²</w:t>
+            </w:r>
+          </w:p>
+        </w:tc>
+        <w:tc>
+          <w:tcPr>
+            <w:tcW w:type="dxa" w:w="2351"/>
+          </w:tcPr>
+          <w:p>
+            <w:pPr>
+              <w:spacing w:line="240" w:lineRule="auto" w:after="40"/>
+              <w:jc w:val="left"/>
+            </w:pPr>
+            <w:r>
+              <w:rPr>
+                <w:sz w:val="20"/>
+              </w:rPr>
+              <w:t>R$ 265.000,00</w:t>
+            </w:r>
+          </w:p>
+        </w:tc>
+        <w:tc>
+          <w:tcPr>
+            <w:tcW w:type="dxa" w:w="2351"/>
+          </w:tcPr>
+          <w:p>
+            <w:pPr>
+              <w:spacing w:line="240" w:lineRule="auto" w:after="40"/>
+              <w:jc w:val="left"/>
+            </w:pPr>
+            <w:r>
+              <w:rPr>
+                <w:sz w:val="20"/>
+              </w:rPr>
+              <w:t>271</w:t>
+            </w:r>
+          </w:p>
+        </w:tc>
+      </w:tr>
+      <w:tr>
+        <w:tc>
+          <w:tcPr>
+            <w:tcW w:type="dxa" w:w="2351"/>
+          </w:tcPr>
+          <w:p>
+            <w:pPr>
+              <w:spacing w:line="240" w:lineRule="auto" w:after="40"/>
+              <w:jc w:val="left"/>
+            </w:pPr>
+            <w:r>
+              <w:rPr>
+                <w:sz w:val="20"/>
+              </w:rPr>
+              <w:t>Lote 08, Q. 81, Av. Cantídio Fernandes, Formoso do Araguaia</w:t>
+            </w:r>
+          </w:p>
+        </w:tc>
+        <w:tc>
+          <w:tcPr>
+            <w:tcW w:type="dxa" w:w="2351"/>
+          </w:tcPr>
+          <w:p>
+            <w:pPr>
+              <w:spacing w:line="240" w:lineRule="auto" w:after="40"/>
+              <w:jc w:val="left"/>
+            </w:pPr>
+            <w:r>
+              <w:rPr>
+                <w:sz w:val="20"/>
+              </w:rPr>
+              <w:t>577,60 m²</w:t>
+            </w:r>
+          </w:p>
+        </w:tc>
+        <w:tc>
+          <w:tcPr>
+            <w:tcW w:type="dxa" w:w="2351"/>
+          </w:tcPr>
+          <w:p>
+            <w:pPr>
+              <w:spacing w:line="240" w:lineRule="auto" w:after="40"/>
+              <w:jc w:val="left"/>
+            </w:pPr>
+            <w:r>
+              <w:rPr>
+                <w:sz w:val="20"/>
+              </w:rPr>
+              <w:t>R$ 120.000,00</w:t>
+            </w:r>
+          </w:p>
+        </w:tc>
+        <w:tc>
+          <w:tcPr>
+            <w:tcW w:type="dxa" w:w="2351"/>
+          </w:tcPr>
+          <w:p>
+            <w:pPr>
+              <w:spacing w:line="240" w:lineRule="auto" w:after="40"/>
+              <w:jc w:val="left"/>
+            </w:pPr>
+            <w:r>
+              <w:rPr>
+                <w:sz w:val="20"/>
+              </w:rPr>
+              <w:t>CP 0000369-84.2025</w:t>
+            </w:r>
+          </w:p>
+        </w:tc>
+      </w:tr>
+      <w:tr>
+        <w:tc>
+          <w:tcPr>
+            <w:tcW w:type="dxa" w:w="2351"/>
+          </w:tcPr>
+          <w:p>
+            <w:pPr>
+              <w:spacing w:line="240" w:lineRule="auto" w:after="40"/>
+              <w:jc w:val="left"/>
+            </w:pPr>
+            <w:r>
+              <w:rPr>
+                <w:b/>
+                <w:sz w:val="20"/>
+              </w:rPr>
+              <w:t>Total avaliado</w:t>
+            </w:r>
+          </w:p>
+        </w:tc>
+        <w:tc>
+          <w:tcPr>
+            <w:tcW w:type="dxa" w:w="2351"/>
+          </w:tcPr>
+          <w:p>
+            <w:pPr>
+              <w:spacing w:line="240" w:lineRule="auto" w:after="40"/>
+              <w:jc w:val="left"/>
+            </w:pPr>
+          </w:p>
+        </w:tc>
+        <w:tc>
+          <w:tcPr>
+            <w:tcW w:type="dxa" w:w="2351"/>
+          </w:tcPr>
+          <w:p>
+            <w:pPr>
+              <w:spacing w:line="240" w:lineRule="auto" w:after="40"/>
+              <w:jc w:val="left"/>
+            </w:pPr>
+            <w:r>
+              <w:rPr>
+                <w:b/>
+                <w:sz w:val="20"/>
+              </w:rPr>
+              <w:t>≈ R$ 4.980.000,00</w:t>
+            </w:r>
+          </w:p>
+        </w:tc>
+        <w:tc>
+          <w:tcPr>
+            <w:tcW w:type="dxa" w:w="2351"/>
+          </w:tcPr>
+          <w:p>
+            <w:pPr>
+              <w:spacing w:line="240" w:lineRule="auto" w:after="40"/>
+              <w:jc w:val="left"/>
+            </w:pPr>
+          </w:p>
+        </w:tc>
+      </w:tr>
+    </w:tbl>
+    <w:p/>
+    <w:p>
+      <w:r>
+        <w:rPr>
+          <w:b/>
+        </w:rPr>
+        <w:t>40.</w:t>
+      </w:r>
+      <w:r>
+        <w:t xml:space="preserve"> </w:t>
+      </w:r>
+      <w:r>
+        <w:rPr>
+          <w:b/>
+        </w:rPr>
+        <w:t>7,14% desse acervo correspondem a aproximadamente R$ 355.572,00</w:t>
+      </w:r>
+      <w:r>
+        <w:t xml:space="preserve"> — quantia que a agravada </w:t>
+      </w:r>
+      <w:r>
+        <w:rPr>
+          <w:b/>
+        </w:rPr>
+        <w:t>ainda não recebeu</w:t>
+      </w:r>
+      <w:r>
+        <w:t xml:space="preserve">, decorridos </w:t>
+      </w:r>
+      <w:r>
+        <w:rPr>
+          <w:b/>
+        </w:rPr>
+        <w:t>onze anos</w:t>
+      </w:r>
+      <w:r>
+        <w:t xml:space="preserve"> do encerramento do inventário (27/04/2015) e mais de </w:t>
+      </w:r>
+      <w:r>
+        <w:rPr>
+          <w:b/>
+        </w:rPr>
+        <w:t>dois anos</w:t>
+      </w:r>
+      <w:r>
+        <w:t xml:space="preserve"> do trânsito em julgado (14/06/2024).</w:t>
+      </w:r>
+    </w:p>
+    <w:p>
+      <w:r>
+        <w:rPr>
+          <w:b/>
+        </w:rPr>
+        <w:t>41.</w:t>
+      </w:r>
+      <w:r>
+        <w:t xml:space="preserve"> É exatamente essa fração que a sentença mandou realizar, pela via da </w:t>
+      </w:r>
+      <w:r>
+        <w:rPr>
+          <w:b/>
+        </w:rPr>
+        <w:t>extinção do condomínio com alienação judicial e rateio proporcional</w:t>
+      </w:r>
+      <w:r>
+        <w:t xml:space="preserve"> (CC, arts. 1.320, 1.322 e 1.323; CPC, arts. 879 e ss.). </w:t>
+      </w:r>
+      <w:r>
+        <w:rPr>
+          <w:b/>
+        </w:rPr>
+        <w:t>Suspender indefinidamente essa realização — como pretende o agravante — é negar eficácia à coisa julgada.</w:t>
+      </w:r>
+    </w:p>
+    <w:p>
+      <w:pPr>
+        <w:spacing w:after="40"/>
+        <w:pBdr>
+          <w:bottom w:val="single" w:sz="6" w:space="1" w:color="999999"/>
+        </w:pBdr>
+      </w:pPr>
+    </w:p>
+    <w:p>
+      <w:pPr>
+        <w:spacing w:before="240" w:after="120"/>
+        <w:jc w:val="left"/>
+      </w:pPr>
+      <w:r>
+        <w:rPr>
+          <w:b/>
+          <w:sz w:val="25"/>
+        </w:rPr>
+        <w:t>X — QUADRO-SÍNTESE DE DATAS E DOCUMENTOS</w:t>
       </w:r>
     </w:p>
     <w:tbl>
@@ -4170,7 +4332,7 @@
               <w:rPr>
                 <w:sz w:val="20"/>
               </w:rPr>
-              <w:t>27/04/2015 (2º Tab. Notas de Gurupi, Livro 09, fls. 207/219)</w:t>
+              <w:t>27/04/2015</w:t>
             </w:r>
           </w:p>
         </w:tc>
@@ -4189,7 +4351,7 @@
               <w:rPr>
                 <w:sz w:val="20"/>
               </w:rPr>
-              <w:t>Registro da partilha da Fazenda Palmeira</w:t>
+              <w:t>Registro da partilha (Fazenda Palmeira)</w:t>
             </w:r>
           </w:p>
         </w:tc>
@@ -4232,7 +4394,7 @@
               <w:rPr>
                 <w:sz w:val="20"/>
               </w:rPr>
-              <w:t>Área da Fazenda Palmeira</w:t>
+              <w:t>Ajuizamento da ação</w:t>
             </w:r>
           </w:p>
         </w:tc>
@@ -4249,7 +4411,7 @@
               <w:rPr>
                 <w:sz w:val="20"/>
               </w:rPr>
-              <w:t>791,7173 ha — Formoso do Araguaia/TO</w:t>
+              <w:t>18/04/2022</w:t>
             </w:r>
           </w:p>
         </w:tc>
@@ -4268,7 +4430,7 @@
               <w:rPr>
                 <w:sz w:val="20"/>
               </w:rPr>
-              <w:t>Alienação da Fazenda Palmeira</w:t>
+              <w:t>Ação conexa nº 0006601-11.2022 (Terezinha e outros)</w:t>
             </w:r>
           </w:p>
         </w:tc>
@@ -4283,16 +4445,9 @@
             </w:pPr>
             <w:r>
               <w:rPr>
-                <w:b/>
                 <w:sz w:val="20"/>
               </w:rPr>
-              <w:t>R$ 3.500.000,00</w:t>
-            </w:r>
-            <w:r>
-              <w:rPr>
-                <w:sz w:val="20"/>
-              </w:rPr>
-              <w:t xml:space="preserve"> — Carta de Adjudicação de 02/05/2018, registro R-12-6.631 em 26/09/2019</w:t>
+              <w:t>ajuizada em 27/04/2022</w:t>
             </w:r>
           </w:p>
         </w:tc>
@@ -4311,44 +4466,7 @@
               <w:rPr>
                 <w:sz w:val="20"/>
               </w:rPr>
-              <w:t>Quinhão por herdeiro na readequação (acordo, ev. 150 dos autos 0009192-87.2015.8.27.2722)</w:t>
-            </w:r>
-          </w:p>
-        </w:tc>
-        <w:tc>
-          <w:tcPr>
-            <w:tcW w:type="dxa" w:w="4702"/>
-          </w:tcPr>
-          <w:p>
-            <w:pPr>
-              <w:spacing w:line="240" w:lineRule="auto" w:after="40"/>
-              <w:jc w:val="left"/>
-            </w:pPr>
-            <w:r>
-              <w:rPr>
-                <w:b/>
-                <w:sz w:val="20"/>
-              </w:rPr>
-              <w:t>R$ 290.068,53</w:t>
-            </w:r>
-          </w:p>
-        </w:tc>
-      </w:tr>
-      <w:tr>
-        <w:tc>
-          <w:tcPr>
-            <w:tcW w:type="dxa" w:w="4702"/>
-          </w:tcPr>
-          <w:p>
-            <w:pPr>
-              <w:spacing w:line="240" w:lineRule="auto" w:after="40"/>
-              <w:jc w:val="left"/>
-            </w:pPr>
-            <w:r>
-              <w:rPr>
-                <w:sz w:val="20"/>
-              </w:rPr>
-              <w:t>Ajuizamento da ação</w:t>
+              <w:t>Reunião dos feitos para julgamento conjunto</w:t>
             </w:r>
           </w:p>
         </w:tc>
@@ -4365,7 +4483,7 @@
               <w:rPr>
                 <w:sz w:val="20"/>
               </w:rPr>
-              <w:t>18/04/2022</w:t>
+              <w:t>09/05/2023 (ev. 84 daqueles autos)</w:t>
             </w:r>
           </w:p>
         </w:tc>
@@ -4456,7 +4574,20 @@
               <w:rPr>
                 <w:sz w:val="20"/>
               </w:rPr>
-              <w:t>Acórdão na Apelação (só honorários)</w:t>
+              <w:t>Acórdão na Apelação (</w:t>
+            </w:r>
+            <w:r>
+              <w:rPr>
+                <w:b/>
+                <w:sz w:val="20"/>
+              </w:rPr>
+              <w:t>só honorários</w:t>
+            </w:r>
+            <w:r>
+              <w:rPr>
+                <w:sz w:val="20"/>
+              </w:rPr>
+              <w:t>)</w:t>
             </w:r>
           </w:p>
         </w:tc>
@@ -4519,6 +4650,114 @@
                 <w:sz w:val="20"/>
               </w:rPr>
               <w:t>14/06/2024</w:t>
+            </w:r>
+          </w:p>
+        </w:tc>
+      </w:tr>
+      <w:tr>
+        <w:tc>
+          <w:tcPr>
+            <w:tcW w:type="dxa" w:w="4702"/>
+          </w:tcPr>
+          <w:p>
+            <w:pPr>
+              <w:spacing w:line="240" w:lineRule="auto" w:after="40"/>
+              <w:jc w:val="left"/>
+            </w:pPr>
+            <w:r>
+              <w:rPr>
+                <w:sz w:val="20"/>
+              </w:rPr>
+              <w:t>Sentença do ev. 156 dos autos nº 0006601-11 (extinção por perda de objeto)</w:t>
+            </w:r>
+          </w:p>
+        </w:tc>
+        <w:tc>
+          <w:tcPr>
+            <w:tcW w:type="dxa" w:w="4702"/>
+          </w:tcPr>
+          <w:p>
+            <w:pPr>
+              <w:spacing w:line="240" w:lineRule="auto" w:after="40"/>
+              <w:jc w:val="left"/>
+            </w:pPr>
+            <w:r>
+              <w:rPr>
+                <w:sz w:val="20"/>
+              </w:rPr>
+              <w:t>certifica a limitação do apelo e a amplitude do título</w:t>
+            </w:r>
+          </w:p>
+        </w:tc>
+      </w:tr>
+      <w:tr>
+        <w:tc>
+          <w:tcPr>
+            <w:tcW w:type="dxa" w:w="4702"/>
+          </w:tcPr>
+          <w:p>
+            <w:pPr>
+              <w:spacing w:line="240" w:lineRule="auto" w:after="40"/>
+              <w:jc w:val="left"/>
+            </w:pPr>
+            <w:r>
+              <w:rPr>
+                <w:sz w:val="20"/>
+              </w:rPr>
+              <w:t>Custas impostas aos executados (ev. 207)</w:t>
+            </w:r>
+          </w:p>
+        </w:tc>
+        <w:tc>
+          <w:tcPr>
+            <w:tcW w:type="dxa" w:w="4702"/>
+          </w:tcPr>
+          <w:p>
+            <w:pPr>
+              <w:spacing w:line="240" w:lineRule="auto" w:after="40"/>
+              <w:jc w:val="left"/>
+            </w:pPr>
+            <w:r>
+              <w:rPr>
+                <w:sz w:val="20"/>
+              </w:rPr>
+              <w:t>R$ 54.901,28 — 10/03/2025</w:t>
+            </w:r>
+          </w:p>
+        </w:tc>
+      </w:tr>
+      <w:tr>
+        <w:tc>
+          <w:tcPr>
+            <w:tcW w:type="dxa" w:w="4702"/>
+          </w:tcPr>
+          <w:p>
+            <w:pPr>
+              <w:spacing w:line="240" w:lineRule="auto" w:after="40"/>
+              <w:jc w:val="left"/>
+            </w:pPr>
+            <w:r>
+              <w:rPr>
+                <w:sz w:val="20"/>
+              </w:rPr>
+              <w:t>Despacho que adiou o exame do pedido relativo à Fazenda Palmeira (ev. 290)</w:t>
+            </w:r>
+          </w:p>
+        </w:tc>
+        <w:tc>
+          <w:tcPr>
+            <w:tcW w:type="dxa" w:w="4702"/>
+          </w:tcPr>
+          <w:p>
+            <w:pPr>
+              <w:spacing w:line="240" w:lineRule="auto" w:after="40"/>
+              <w:jc w:val="left"/>
+            </w:pPr>
+            <w:r>
+              <w:rPr>
+                <w:sz w:val="20"/>
+              </w:rPr>
+              <w:t>27/02/2026</w:t>
             </w:r>
           </w:p>
         </w:tc>
@@ -4800,6 +5039,7 @@
             </w:pPr>
             <w:r>
               <w:rPr>
+                <w:b/>
                 <w:sz w:val="20"/>
               </w:rPr>
               <w:t>Conclusão para decisão (ev. 353)</w:t>
@@ -4817,131 +5057,10 @@
             </w:pPr>
             <w:r>
               <w:rPr>
+                <w:b/>
                 <w:sz w:val="20"/>
               </w:rPr>
               <w:t>31/07/2026</w:t>
-            </w:r>
-          </w:p>
-        </w:tc>
-      </w:tr>
-      <w:tr>
-        <w:tc>
-          <w:tcPr>
-            <w:tcW w:type="dxa" w:w="4702"/>
-          </w:tcPr>
-          <w:p>
-            <w:pPr>
-              <w:spacing w:line="240" w:lineRule="auto" w:after="40"/>
-              <w:jc w:val="left"/>
-            </w:pPr>
-            <w:r>
-              <w:rPr>
-                <w:sz w:val="20"/>
-              </w:rPr>
-              <w:t>Imóvel avaliado — Lote 06, Q. 60, Av. Amazonas esq. Rua 10, Centro, Gurupi/TO (700 m²)</w:t>
-            </w:r>
-          </w:p>
-        </w:tc>
-        <w:tc>
-          <w:tcPr>
-            <w:tcW w:type="dxa" w:w="4702"/>
-          </w:tcPr>
-          <w:p>
-            <w:pPr>
-              <w:spacing w:line="240" w:lineRule="auto" w:after="40"/>
-              <w:jc w:val="left"/>
-            </w:pPr>
-            <w:r>
-              <w:rPr>
-                <w:b/>
-                <w:sz w:val="20"/>
-              </w:rPr>
-              <w:t>R$ 610.000,00</w:t>
-            </w:r>
-            <w:r>
-              <w:rPr>
-                <w:sz w:val="20"/>
-              </w:rPr>
-              <w:t xml:space="preserve"> (laudo ev. 258)</w:t>
-            </w:r>
-          </w:p>
-        </w:tc>
-      </w:tr>
-      <w:tr>
-        <w:tc>
-          <w:tcPr>
-            <w:tcW w:type="dxa" w:w="4702"/>
-          </w:tcPr>
-          <w:p>
-            <w:pPr>
-              <w:spacing w:line="240" w:lineRule="auto" w:after="40"/>
-              <w:jc w:val="left"/>
-            </w:pPr>
-            <w:r>
-              <w:rPr>
-                <w:sz w:val="20"/>
-              </w:rPr>
-              <w:t>Imóvel avaliado — Lote 08, Q. 81, Av. Cantídio Fernandes, Formoso do Araguaia/TO (577,60 m²)</w:t>
-            </w:r>
-          </w:p>
-        </w:tc>
-        <w:tc>
-          <w:tcPr>
-            <w:tcW w:type="dxa" w:w="4702"/>
-          </w:tcPr>
-          <w:p>
-            <w:pPr>
-              <w:spacing w:line="240" w:lineRule="auto" w:after="40"/>
-              <w:jc w:val="left"/>
-            </w:pPr>
-            <w:r>
-              <w:rPr>
-                <w:b/>
-                <w:sz w:val="20"/>
-              </w:rPr>
-              <w:t>R$ 120.000,00</w:t>
-            </w:r>
-            <w:r>
-              <w:rPr>
-                <w:sz w:val="20"/>
-              </w:rPr>
-              <w:t xml:space="preserve"> (CP nº 0000369-84.2025.8.27.2719)</w:t>
-            </w:r>
-          </w:p>
-        </w:tc>
-      </w:tr>
-      <w:tr>
-        <w:tc>
-          <w:tcPr>
-            <w:tcW w:type="dxa" w:w="4702"/>
-          </w:tcPr>
-          <w:p>
-            <w:pPr>
-              <w:spacing w:line="240" w:lineRule="auto" w:after="40"/>
-              <w:jc w:val="left"/>
-            </w:pPr>
-            <w:r>
-              <w:rPr>
-                <w:sz w:val="20"/>
-              </w:rPr>
-              <w:t>Recebido pela agravada</w:t>
-            </w:r>
-          </w:p>
-        </w:tc>
-        <w:tc>
-          <w:tcPr>
-            <w:tcW w:type="dxa" w:w="4702"/>
-          </w:tcPr>
-          <w:p>
-            <w:pPr>
-              <w:spacing w:line="240" w:lineRule="auto" w:after="40"/>
-              <w:jc w:val="left"/>
-            </w:pPr>
-            <w:r>
-              <w:rPr>
-                <w:sz w:val="20"/>
-              </w:rPr>
-              <w:t>R$ 22.214,28 + R$ 35.000,00 (trator) + R$ 6.394,80 (alvará)</w:t>
             </w:r>
           </w:p>
         </w:tc>
@@ -4966,7 +5085,7 @@
           <w:b/>
           <w:sz w:val="25"/>
         </w:rPr>
-        <w:t>X — DOS PEDIDOS</w:t>
+        <w:t>XI — DOS PEDIDOS</w:t>
       </w:r>
     </w:p>
     <w:p>
@@ -5018,7 +5137,7 @@
         <w:t>supressão de instância</w:t>
       </w:r>
       <w:r>
-        <w:t>, dado que a matéria está pendente de decisão específica no Juízo de origem (eventos 347, 348, 352 e 353);</w:t>
+        <w:t>, dado que a matéria está pendente de decisão específica no Juízo de origem (eventos 290, 347, 348, 352 e 353);</w:t>
       </w:r>
     </w:p>
     <w:p>
@@ -5047,7 +5166,7 @@
         <w:t>DESPROVIMENTO INTEGRAL</w:t>
       </w:r>
       <w:r>
-        <w:t xml:space="preserve"> do recurso, mantendo-se a decisão agravada (ev. 325) por seus próprios e jurídicos fundamentos, em especial quanto a:</w:t>
+        <w:t xml:space="preserve"> do recurso, mantida a decisão agravada (ev. 325) por seus próprios fundamentos, em especial quanto a:</w:t>
       </w:r>
     </w:p>
     <w:p>
@@ -5080,7 +5199,7 @@
         <w:t>apenas</w:t>
       </w:r>
       <w:r>
-        <w:t xml:space="preserve"> os honorários de sucumbência;</w:t>
+        <w:t xml:space="preserve"> os honorários de sucumbência — como certificou o próprio Juízo de origem na sentença do ev. 156 dos autos nº 0006601-11.2022.8.27.2722;</w:t>
       </w:r>
     </w:p>
     <w:p>
@@ -5119,7 +5238,7 @@
         <w:t>b.3)</w:t>
       </w:r>
       <w:r>
-        <w:t xml:space="preserve"> o reconhecimento da adjudicação do trator (R$ 35.000,00) e do alvará (R$ 6.394,80) como </w:t>
+        <w:t xml:space="preserve"> o reconhecimento da adjudicação do trator e do alvará como </w:t>
       </w:r>
       <w:r>
         <w:rPr>
@@ -5128,7 +5247,7 @@
         <w:t>pagamento parcial</w:t>
       </w:r>
       <w:r>
-        <w:t>, a ser compensado, sem extinção da obrigação;</w:t>
+        <w:t>, a ser compensado — capítulo em que o agravante não é sucumbente;</w:t>
       </w:r>
     </w:p>
     <w:p>
@@ -5196,7 +5315,7 @@
         <w:t>REVOGAÇÃO DO EFEITO SUSPENSIVO PARCIAL</w:t>
       </w:r>
       <w:r>
-        <w:t xml:space="preserve"> deferido no evento 7, restabelecendo-se a plena eficácia da decisão agravada, uma vez ausentes, hoje, tanto a probabilidade de provimento quanto o risco de dano — mesmo porque o próprio Juízo de origem condicionou o exame dos atos expropriatórios a decisão futura, após o contraditório já exaurido;</w:t>
+        <w:t xml:space="preserve"> deferido no evento 7, restabelecendo-se a plena eficácia da decisão agravada, ausentes hoje tanto a probabilidade de provimento quanto o risco de dano — mesmo porque o próprio Juízo de origem condicionou o exame dos atos expropriatórios a decisão futura, após contraditório já exaurido;</w:t>
       </w:r>
     </w:p>
     <w:p>
@@ -5207,6 +5326,44 @@
         <w:t>d)</w:t>
       </w:r>
       <w:r>
+        <w:t xml:space="preserve"> que conste </w:t>
+      </w:r>
+      <w:r>
+        <w:rPr>
+          <w:b/>
+        </w:rPr>
+        <w:t>expressamente do acórdão a ressalva</w:t>
+      </w:r>
+      <w:r>
+        <w:t xml:space="preserve"> de que o julgamento </w:t>
+      </w:r>
+      <w:r>
+        <w:rPr>
+          <w:b/>
+        </w:rPr>
+        <w:t>não prejulga</w:t>
+      </w:r>
+      <w:r>
+        <w:t xml:space="preserve"> a suficiência da prestação de contas do evento 347 nem o </w:t>
+      </w:r>
+      <w:r>
+        <w:rPr>
+          <w:i/>
+        </w:rPr>
+        <w:t>quantum debeatur</w:t>
+      </w:r>
+      <w:r>
+        <w:t>, matérias reservadas ao Juízo de origem — a fim de prevenir futura alegação de coisa julgada sobre questão não decidida;</w:t>
+      </w:r>
+    </w:p>
+    <w:p>
+      <w:r>
+        <w:rPr>
+          <w:b/>
+        </w:rPr>
+        <w:t>e)</w:t>
+      </w:r>
+      <w:r>
         <w:t xml:space="preserve"> a </w:t>
       </w:r>
       <w:r>
@@ -5216,36 +5373,7 @@
         <w:t>MAJORAÇÃO DOS HONORÁRIOS ADVOCATÍCIOS</w:t>
       </w:r>
       <w:r>
-        <w:t xml:space="preserve"> recursais, nos termos do art. 85, § 11, do CPC;</w:t>
-      </w:r>
-    </w:p>
-    <w:p>
-      <w:r>
-        <w:rPr>
-          <w:b/>
-        </w:rPr>
-        <w:t>e)</w:t>
-      </w:r>
-      <w:r>
-        <w:t xml:space="preserve"> o registro expresso, no acórdão, de que o julgamento </w:t>
-      </w:r>
-      <w:r>
-        <w:rPr>
-          <w:b/>
-        </w:rPr>
-        <w:t>não prejulga</w:t>
-      </w:r>
-      <w:r>
-        <w:t xml:space="preserve"> a suficiência da prestação de contas do evento 347 nem o </w:t>
-      </w:r>
-      <w:r>
-        <w:rPr>
-          <w:i/>
-        </w:rPr>
-        <w:t>quantum debeatur</w:t>
-      </w:r>
-      <w:r>
-        <w:t>, matérias reservadas ao Juízo de origem — a fim de prevenir futura alegação de coisa julgada sobre questão não decidida.</w:t>
+        <w:t xml:space="preserve"> recursais, nos termos do art. 85, § 11, do CPC.</w:t>
       </w:r>
     </w:p>
     <w:p>
